--- a/lab_suite/labs/00_02_Favorites/submissions/answers.docx
+++ b/lab_suite/labs/00_02_Favorites/submissions/answers.docx
@@ -8,15 +8,516 @@
       </w:r>
     </w:p>
     <w:p>
-      <w:r>
-        <w:t>bluetooth</w:t>
+      <w:pPr>
+        <w:pStyle w:val="Listenabsatz"/>
+        <w:numPr>
+          <w:ilvl w:val="0"/>
+          <w:numId w:val="1"/>
+        </w:numPr>
+      </w:pPr>
+      <w:r>
+        <w:t>LoRa Kommunikation</w:t>
       </w:r>
     </w:p>
     <w:p>
+      <w:pPr>
+        <w:pStyle w:val="Listenabsatz"/>
+        <w:numPr>
+          <w:ilvl w:val="0"/>
+          <w:numId w:val="1"/>
+        </w:numPr>
+      </w:pPr>
+      <w:r>
+        <w:t>RFID</w:t>
+      </w:r>
+    </w:p>
+    <w:p>
+      <w:pPr>
+        <w:pStyle w:val="Listenabsatz"/>
+        <w:numPr>
+          <w:ilvl w:val="0"/>
+          <w:numId w:val="1"/>
+        </w:numPr>
+      </w:pPr>
+      <w:r>
+        <w:t>NFC</w:t>
+      </w:r>
+    </w:p>
+    <w:p>
       <w:r>
         <w:t>Füge eine kurze Web-Recherche über dein bevorzugtes Thema hier ein:</w:t>
       </w:r>
     </w:p>
+    <w:p>
+      <w:pPr>
+        <w:rPr>
+          <w:b/>
+          <w:bCs/>
+          <w:sz w:val="28"/>
+          <w:szCs w:val="22"/>
+        </w:rPr>
+      </w:pPr>
+      <w:r>
+        <w:rPr>
+          <w:b/>
+          <w:bCs/>
+          <w:sz w:val="28"/>
+          <w:szCs w:val="22"/>
+        </w:rPr>
+        <w:t>LoRa</w:t>
+      </w:r>
+    </w:p>
+    <w:p>
+      <w:r>
+        <w:rPr>
+          <w:b/>
+          <w:bCs/>
+        </w:rPr>
+        <w:t>Definition LoRa</w:t>
+      </w:r>
+      <w:r>
+        <w:t xml:space="preserve"> = Long Range </w:t>
+      </w:r>
+    </w:p>
+    <w:p>
+      <w:pPr>
+        <w:numPr>
+          <w:ilvl w:val="0"/>
+          <w:numId w:val="13"/>
+        </w:numPr>
+      </w:pPr>
+      <w:r>
+        <w:t>Kabellose Funktechnologie für das "Internet der Dinge" (IoT), um kleine Datenmengen über sehr große Distanzen zu übertragen.</w:t>
+      </w:r>
+    </w:p>
+    <w:p>
+      <w:pPr>
+        <w:numPr>
+          <w:ilvl w:val="0"/>
+          <w:numId w:val="13"/>
+        </w:numPr>
+      </w:pPr>
+      <w:r>
+        <w:t xml:space="preserve">Gehört zu den sogenannten LPWAN-Technologien </w:t>
+      </w:r>
+    </w:p>
+    <w:p>
+      <w:pPr>
+        <w:numPr>
+          <w:ilvl w:val="0"/>
+          <w:numId w:val="13"/>
+        </w:numPr>
+      </w:pPr>
+      <w:r>
+        <w:t>Langsame Datenraten</w:t>
+      </w:r>
+    </w:p>
+    <w:p>
+      <w:r>
+        <w:rPr>
+          <w:b/>
+          <w:bCs/>
+        </w:rPr>
+        <w:t>Besonderheiten &amp; Aufbau</w:t>
+      </w:r>
+    </w:p>
+    <w:p>
+      <w:pPr>
+        <w:numPr>
+          <w:ilvl w:val="0"/>
+          <w:numId w:val="14"/>
+        </w:numPr>
+      </w:pPr>
+      <w:r>
+        <w:t xml:space="preserve">Kleine, meist batteriebetriebene Geräte, die Daten erfassen </w:t>
+      </w:r>
+    </w:p>
+    <w:p>
+      <w:pPr>
+        <w:numPr>
+          <w:ilvl w:val="0"/>
+          <w:numId w:val="14"/>
+        </w:numPr>
+      </w:pPr>
+      <w:r>
+        <w:t xml:space="preserve">Empfangen die Funksignale von hunderten Sensoren gleichzeitig und leiten sie über das Internet an Server weiter </w:t>
+      </w:r>
+    </w:p>
+    <w:p>
+      <w:pPr>
+        <w:numPr>
+          <w:ilvl w:val="0"/>
+          <w:numId w:val="14"/>
+        </w:numPr>
+      </w:pPr>
+      <w:r>
+        <w:t>Nutzt freie Funkfrequenzen (in Europa meist 868 MHz), für die man keine Mobilfunk-Lizenzen kaufen muss</w:t>
+      </w:r>
+    </w:p>
+    <w:p>
+      <w:r>
+        <w:rPr>
+          <w:b/>
+          <w:bCs/>
+        </w:rPr>
+        <w:t xml:space="preserve">Funktionsweise </w:t>
+      </w:r>
+    </w:p>
+    <w:p>
+      <w:pPr>
+        <w:numPr>
+          <w:ilvl w:val="0"/>
+          <w:numId w:val="15"/>
+        </w:numPr>
+      </w:pPr>
+      <w:r>
+        <w:t>Enorm hoch. In dicht bebauten Städten etwa 2 bis 5 Kilometer, auf dem flachen Land oder von Türmen aus 15 Kilometer</w:t>
+      </w:r>
+    </w:p>
+    <w:p>
+      <w:pPr>
+        <w:numPr>
+          <w:ilvl w:val="0"/>
+          <w:numId w:val="15"/>
+        </w:numPr>
+      </w:pPr>
+      <w:r>
+        <w:t xml:space="preserve">Sensoren senden oft nicht dauerhaft, sondern </w:t>
+      </w:r>
+      <w:r>
+        <w:t>nur in spezifische Intervalle</w:t>
+      </w:r>
+    </w:p>
+    <w:p>
+      <w:pPr>
+        <w:numPr>
+          <w:ilvl w:val="0"/>
+          <w:numId w:val="15"/>
+        </w:numPr>
+      </w:pPr>
+      <w:r>
+        <w:t>Die Funkwellen dringen sehr gut durch dicke Wände, Beton, in tiefe Keller oder sogar ins Erdreich</w:t>
+      </w:r>
+    </w:p>
+    <w:p/>
+    <w:p/>
+    <w:p/>
+    <w:p/>
+    <w:p/>
+    <w:p/>
+    <w:p>
+      <w:pPr>
+        <w:rPr>
+          <w:b/>
+          <w:bCs/>
+          <w:sz w:val="28"/>
+          <w:szCs w:val="22"/>
+        </w:rPr>
+      </w:pPr>
+      <w:r>
+        <w:rPr>
+          <w:b/>
+          <w:bCs/>
+          <w:sz w:val="28"/>
+          <w:szCs w:val="22"/>
+        </w:rPr>
+        <w:lastRenderedPageBreak/>
+        <w:t>RFID</w:t>
+      </w:r>
+    </w:p>
+    <w:p>
+      <w:pPr>
+        <w:tabs>
+          <w:tab w:val="num" w:pos="720"/>
+        </w:tabs>
+      </w:pPr>
+      <w:r>
+        <w:rPr>
+          <w:b/>
+          <w:bCs/>
+        </w:rPr>
+        <w:t xml:space="preserve">Definition </w:t>
+      </w:r>
+      <w:r>
+        <w:t>RFID = Radio</w:t>
+      </w:r>
+      <w:r>
+        <w:t>-</w:t>
+      </w:r>
+      <w:r>
+        <w:t>Frequenz</w:t>
+      </w:r>
+      <w:r>
+        <w:t>-</w:t>
+      </w:r>
+      <w:r>
+        <w:t>Identifikation</w:t>
+      </w:r>
+    </w:p>
+    <w:p>
+      <w:pPr>
+        <w:numPr>
+          <w:ilvl w:val="0"/>
+          <w:numId w:val="2"/>
+        </w:numPr>
+      </w:pPr>
+      <w:r>
+        <w:t xml:space="preserve">Kontaktlose Datenübertragung über elektromagnetische Wellen </w:t>
+      </w:r>
+    </w:p>
+    <w:p>
+      <w:r>
+        <w:rPr>
+          <w:b/>
+          <w:bCs/>
+        </w:rPr>
+        <w:t>Die zwei Hauptkomponenten</w:t>
+      </w:r>
+    </w:p>
+    <w:p>
+      <w:pPr>
+        <w:numPr>
+          <w:ilvl w:val="0"/>
+          <w:numId w:val="3"/>
+        </w:numPr>
+      </w:pPr>
+      <w:r>
+        <w:t xml:space="preserve">Transponder (Tag): Winziger Mikrochip mit Antenne </w:t>
+      </w:r>
+    </w:p>
+    <w:p>
+      <w:pPr>
+        <w:numPr>
+          <w:ilvl w:val="0"/>
+          <w:numId w:val="3"/>
+        </w:numPr>
+      </w:pPr>
+      <w:r>
+        <w:t xml:space="preserve">Lesegerät (Reader): Erzeugt ein </w:t>
+      </w:r>
+      <w:r>
+        <w:t>Funk Feld</w:t>
+      </w:r>
+      <w:r>
+        <w:t>, sendet Signale aus und empfängt die Daten des Tags</w:t>
+      </w:r>
+    </w:p>
+    <w:p>
+      <w:r>
+        <w:rPr>
+          <w:b/>
+          <w:bCs/>
+        </w:rPr>
+        <w:t>Funktionsweise</w:t>
+      </w:r>
+    </w:p>
+    <w:p>
+      <w:pPr>
+        <w:numPr>
+          <w:ilvl w:val="0"/>
+          <w:numId w:val="4"/>
+        </w:numPr>
+      </w:pPr>
+      <w:r>
+        <w:t>Lesegerät baut ein elektromagnetisches Feld auf</w:t>
+      </w:r>
+    </w:p>
+    <w:p>
+      <w:pPr>
+        <w:numPr>
+          <w:ilvl w:val="0"/>
+          <w:numId w:val="4"/>
+        </w:numPr>
+      </w:pPr>
+      <w:r>
+        <w:t xml:space="preserve">Transponder </w:t>
+      </w:r>
+      <w:r>
+        <w:t>im</w:t>
+      </w:r>
+      <w:r>
+        <w:t xml:space="preserve"> Feld bezieht daraus seine Energie </w:t>
+      </w:r>
+    </w:p>
+    <w:p>
+      <w:pPr>
+        <w:numPr>
+          <w:ilvl w:val="0"/>
+          <w:numId w:val="4"/>
+        </w:numPr>
+      </w:pPr>
+      <w:r>
+        <w:t>Transponder sendet seine gespeicherten Informationen an das Lesegerät zurück</w:t>
+      </w:r>
+    </w:p>
+    <w:p/>
+    <w:p>
+      <w:pPr>
+        <w:rPr>
+          <w:b/>
+          <w:bCs/>
+          <w:sz w:val="28"/>
+          <w:szCs w:val="22"/>
+        </w:rPr>
+      </w:pPr>
+      <w:r>
+        <w:rPr>
+          <w:b/>
+          <w:bCs/>
+          <w:sz w:val="28"/>
+          <w:szCs w:val="22"/>
+        </w:rPr>
+        <w:t>NFC</w:t>
+      </w:r>
+    </w:p>
+    <w:p>
+      <w:pPr>
+        <w:tabs>
+          <w:tab w:val="num" w:pos="720"/>
+        </w:tabs>
+      </w:pPr>
+      <w:r>
+        <w:rPr>
+          <w:b/>
+          <w:bCs/>
+        </w:rPr>
+        <w:t xml:space="preserve">Definition </w:t>
+      </w:r>
+      <w:r>
+        <w:t>NFC = Near</w:t>
+      </w:r>
+      <w:r>
+        <w:t>-Field-Communication</w:t>
+      </w:r>
+    </w:p>
+    <w:p>
+      <w:pPr>
+        <w:numPr>
+          <w:ilvl w:val="0"/>
+          <w:numId w:val="5"/>
+        </w:numPr>
+      </w:pPr>
+      <w:r>
+        <w:t xml:space="preserve">Kontaktloser Datenaustausch über </w:t>
+      </w:r>
+      <w:r>
+        <w:t>kurze</w:t>
+      </w:r>
+      <w:r>
+        <w:t xml:space="preserve"> Distanzen.</w:t>
+      </w:r>
+    </w:p>
+    <w:p>
+      <w:pPr>
+        <w:numPr>
+          <w:ilvl w:val="0"/>
+          <w:numId w:val="5"/>
+        </w:numPr>
+      </w:pPr>
+      <w:r>
+        <w:t>NFC ist eigentlich eine </w:t>
+      </w:r>
+      <w:r>
+        <w:rPr>
+          <w:i/>
+          <w:iCs/>
+        </w:rPr>
+        <w:t>spezielle Weiterentwicklung von RFID</w:t>
+      </w:r>
+      <w:r>
+        <w:t> </w:t>
+      </w:r>
+    </w:p>
+    <w:p>
+      <w:pPr>
+        <w:numPr>
+          <w:ilvl w:val="0"/>
+          <w:numId w:val="5"/>
+        </w:numPr>
+      </w:pPr>
+      <w:r>
+        <w:t>nutzt eine festgelegte Hochfrequenz von 13,56 MHz</w:t>
+      </w:r>
+    </w:p>
+    <w:p>
+      <w:r>
+        <w:rPr>
+          <w:b/>
+          <w:bCs/>
+        </w:rPr>
+        <w:t xml:space="preserve">Besonderheiten &amp; Modi </w:t>
+      </w:r>
+    </w:p>
+    <w:p>
+      <w:pPr>
+        <w:numPr>
+          <w:ilvl w:val="0"/>
+          <w:numId w:val="6"/>
+        </w:numPr>
+      </w:pPr>
+      <w:r>
+        <w:t>Zwei-Wege-Kommunikation: Anders als RFID können NFC-Geräte (z. B. zwei Smartphones) </w:t>
+      </w:r>
+      <w:r>
+        <w:rPr>
+          <w:i/>
+          <w:iCs/>
+        </w:rPr>
+        <w:t>miteinander</w:t>
+      </w:r>
+      <w:r>
+        <w:t> kommunizieren – beide können abwechselnd Sender und Empfänger sein (Peer-to-Peer).</w:t>
+      </w:r>
+    </w:p>
+    <w:p>
+      <w:pPr>
+        <w:numPr>
+          <w:ilvl w:val="0"/>
+          <w:numId w:val="6"/>
+        </w:numPr>
+      </w:pPr>
+      <w:r>
+        <w:t>Passive Tags: NFC kann aber auch klassisch genutzt werden, um passive "NFC-Sticker" oder Karten ohne eigene Stromquelle auszulesen.</w:t>
+      </w:r>
+    </w:p>
+    <w:p>
+      <w:r>
+        <w:rPr>
+          <w:b/>
+          <w:bCs/>
+        </w:rPr>
+        <w:t>Funktionsweise</w:t>
+      </w:r>
+    </w:p>
+    <w:p>
+      <w:pPr>
+        <w:numPr>
+          <w:ilvl w:val="0"/>
+          <w:numId w:val="7"/>
+        </w:numPr>
+      </w:pPr>
+      <w:r>
+        <w:t xml:space="preserve">Maximal wenige Zentimeter </w:t>
+      </w:r>
+    </w:p>
+    <w:p>
+      <w:pPr>
+        <w:numPr>
+          <w:ilvl w:val="0"/>
+          <w:numId w:val="7"/>
+        </w:numPr>
+      </w:pPr>
+      <w:r>
+        <w:t>Funktionier</w:t>
+      </w:r>
+      <w:r>
+        <w:t xml:space="preserve">en </w:t>
+      </w:r>
+      <w:r>
+        <w:t>über elektromagnetische Felder</w:t>
+      </w:r>
+    </w:p>
+    <w:p/>
     <w:p/>
     <w:sectPr>
       <w:pgSz w:w="11906" w:h="16838"/>
@@ -26,6 +527,2075 @@
     </w:sectPr>
   </w:body>
 </w:document>
+</file>
+
+<file path=word/numbering.xml><?xml version="1.0" encoding="utf-8"?>
+<w:numbering xmlns:wpc="http://schemas.microsoft.com/office/word/2010/wordprocessingCanvas" xmlns:cx="http://schemas.microsoft.com/office/drawing/2014/chartex" xmlns:cx1="http://schemas.microsoft.com/office/drawing/2015/9/8/chartex" xmlns:cx2="http://schemas.microsoft.com/office/drawing/2015/10/21/chartex" xmlns:cx3="http://schemas.microsoft.com/office/drawing/2016/5/9/chartex" xmlns:cx4="http://schemas.microsoft.com/office/drawing/2016/5/10/chartex" xmlns:cx5="http://schemas.microsoft.com/office/drawing/2016/5/11/chartex" xmlns:cx6="http://schemas.microsoft.com/office/drawing/2016/5/12/chartex" xmlns:cx7="http://schemas.microsoft.com/office/drawing/2016/5/13/chartex" xmlns:cx8="http://schemas.microsoft.com/office/drawing/2016/5/14/chartex" xmlns:mc="http://schemas.openxmlformats.org/markup-compatibility/2006" xmlns:aink="http://schemas.microsoft.com/office/drawing/2016/ink" xmlns:am3d="http://schemas.microsoft.com/office/drawing/2017/model3d" xmlns:o="urn:schemas-microsoft-com:office:office" xmlns:oel="http://schemas.microsoft.com/office/2019/extlst" xmlns:r="http://schemas.openxmlformats.org/officeDocument/2006/relationships" xmlns:m="http://schemas.openxmlformats.org/officeDocument/2006/math" xmlns:v="urn:schemas-microsoft-com:vml" xmlns:wp14="http://schemas.microsoft.com/office/word/2010/wordprocessingDrawing" xmlns:wp="http://schemas.openxmlformats.org/drawingml/2006/wordprocessingDrawing" xmlns:w10="urn:schemas-microsoft-com:office:word" xmlns:w="http://schemas.openxmlformats.org/wordprocessingml/2006/main" xmlns:w14="http://schemas.microsoft.com/office/word/2010/wordml" xmlns:w15="http://schemas.microsoft.com/office/word/2012/wordml" xmlns:w16cex="http://schemas.microsoft.com/office/word/2018/wordml/cex" xmlns:w16cid="http://schemas.microsoft.com/office/word/2016/wordml/cid" xmlns:w16="http://schemas.microsoft.com/office/word/2018/wordml" xmlns:w16du="http://schemas.microsoft.com/office/word/2023/wordml/word16du" xmlns:w16sdtdh="http://schemas.microsoft.com/office/word/2020/wordml/sdtdatahash" xmlns:w16sdtfl="http://schemas.microsoft.com/office/word/2024/wordml/sdtformatlock" xmlns:w16se="http://schemas.microsoft.com/office/word/2015/wordml/symex" xmlns:wpg="http://schemas.microsoft.com/office/word/2010/wordprocessingGroup" xmlns:wpi="http://schemas.microsoft.com/office/word/2010/wordprocessingInk" xmlns:wne="http://schemas.microsoft.com/office/word/2006/wordml" xmlns:wps="http://schemas.microsoft.com/office/word/2010/wordprocessingShape" mc:Ignorable="w14 w15 w16se w16cid w16 w16cex w16sdtdh w16sdtfl w16du wp14">
+  <w:abstractNum w:abstractNumId="0" w15:restartNumberingAfterBreak="0">
+    <w:nsid w:val="01DB6CA4"/>
+    <w:multiLevelType w:val="hybridMultilevel"/>
+    <w:tmpl w:val="57D028C6"/>
+    <w:lvl w:ilvl="0" w:tplc="0C070001">
+      <w:start w:val="1"/>
+      <w:numFmt w:val="bullet"/>
+      <w:lvlText w:val=""/>
+      <w:lvlJc w:val="left"/>
+      <w:pPr>
+        <w:ind w:left="1440" w:hanging="360"/>
+      </w:pPr>
+      <w:rPr>
+        <w:rFonts w:ascii="Symbol" w:hAnsi="Symbol" w:hint="default"/>
+      </w:rPr>
+    </w:lvl>
+    <w:lvl w:ilvl="1" w:tplc="0C070003" w:tentative="1">
+      <w:start w:val="1"/>
+      <w:numFmt w:val="bullet"/>
+      <w:lvlText w:val="o"/>
+      <w:lvlJc w:val="left"/>
+      <w:pPr>
+        <w:ind w:left="2160" w:hanging="360"/>
+      </w:pPr>
+      <w:rPr>
+        <w:rFonts w:ascii="Courier New" w:hAnsi="Courier New" w:cs="Courier New" w:hint="default"/>
+      </w:rPr>
+    </w:lvl>
+    <w:lvl w:ilvl="2" w:tplc="0C070005" w:tentative="1">
+      <w:start w:val="1"/>
+      <w:numFmt w:val="bullet"/>
+      <w:lvlText w:val=""/>
+      <w:lvlJc w:val="left"/>
+      <w:pPr>
+        <w:ind w:left="2880" w:hanging="360"/>
+      </w:pPr>
+      <w:rPr>
+        <w:rFonts w:ascii="Wingdings" w:hAnsi="Wingdings" w:hint="default"/>
+      </w:rPr>
+    </w:lvl>
+    <w:lvl w:ilvl="3" w:tplc="0C070001" w:tentative="1">
+      <w:start w:val="1"/>
+      <w:numFmt w:val="bullet"/>
+      <w:lvlText w:val=""/>
+      <w:lvlJc w:val="left"/>
+      <w:pPr>
+        <w:ind w:left="3600" w:hanging="360"/>
+      </w:pPr>
+      <w:rPr>
+        <w:rFonts w:ascii="Symbol" w:hAnsi="Symbol" w:hint="default"/>
+      </w:rPr>
+    </w:lvl>
+    <w:lvl w:ilvl="4" w:tplc="0C070003" w:tentative="1">
+      <w:start w:val="1"/>
+      <w:numFmt w:val="bullet"/>
+      <w:lvlText w:val="o"/>
+      <w:lvlJc w:val="left"/>
+      <w:pPr>
+        <w:ind w:left="4320" w:hanging="360"/>
+      </w:pPr>
+      <w:rPr>
+        <w:rFonts w:ascii="Courier New" w:hAnsi="Courier New" w:cs="Courier New" w:hint="default"/>
+      </w:rPr>
+    </w:lvl>
+    <w:lvl w:ilvl="5" w:tplc="0C070005" w:tentative="1">
+      <w:start w:val="1"/>
+      <w:numFmt w:val="bullet"/>
+      <w:lvlText w:val=""/>
+      <w:lvlJc w:val="left"/>
+      <w:pPr>
+        <w:ind w:left="5040" w:hanging="360"/>
+      </w:pPr>
+      <w:rPr>
+        <w:rFonts w:ascii="Wingdings" w:hAnsi="Wingdings" w:hint="default"/>
+      </w:rPr>
+    </w:lvl>
+    <w:lvl w:ilvl="6" w:tplc="0C070001" w:tentative="1">
+      <w:start w:val="1"/>
+      <w:numFmt w:val="bullet"/>
+      <w:lvlText w:val=""/>
+      <w:lvlJc w:val="left"/>
+      <w:pPr>
+        <w:ind w:left="5760" w:hanging="360"/>
+      </w:pPr>
+      <w:rPr>
+        <w:rFonts w:ascii="Symbol" w:hAnsi="Symbol" w:hint="default"/>
+      </w:rPr>
+    </w:lvl>
+    <w:lvl w:ilvl="7" w:tplc="0C070003" w:tentative="1">
+      <w:start w:val="1"/>
+      <w:numFmt w:val="bullet"/>
+      <w:lvlText w:val="o"/>
+      <w:lvlJc w:val="left"/>
+      <w:pPr>
+        <w:ind w:left="6480" w:hanging="360"/>
+      </w:pPr>
+      <w:rPr>
+        <w:rFonts w:ascii="Courier New" w:hAnsi="Courier New" w:cs="Courier New" w:hint="default"/>
+      </w:rPr>
+    </w:lvl>
+    <w:lvl w:ilvl="8" w:tplc="0C070005" w:tentative="1">
+      <w:start w:val="1"/>
+      <w:numFmt w:val="bullet"/>
+      <w:lvlText w:val=""/>
+      <w:lvlJc w:val="left"/>
+      <w:pPr>
+        <w:ind w:left="7200" w:hanging="360"/>
+      </w:pPr>
+      <w:rPr>
+        <w:rFonts w:ascii="Wingdings" w:hAnsi="Wingdings" w:hint="default"/>
+      </w:rPr>
+    </w:lvl>
+  </w:abstractNum>
+  <w:abstractNum w:abstractNumId="1" w15:restartNumberingAfterBreak="0">
+    <w:nsid w:val="0DF64F09"/>
+    <w:multiLevelType w:val="multilevel"/>
+    <w:tmpl w:val="A2369026"/>
+    <w:lvl w:ilvl="0">
+      <w:start w:val="1"/>
+      <w:numFmt w:val="bullet"/>
+      <w:lvlText w:val=""/>
+      <w:lvlJc w:val="left"/>
+      <w:pPr>
+        <w:tabs>
+          <w:tab w:val="num" w:pos="720"/>
+        </w:tabs>
+        <w:ind w:left="720" w:hanging="360"/>
+      </w:pPr>
+      <w:rPr>
+        <w:rFonts w:ascii="Symbol" w:hAnsi="Symbol" w:hint="default"/>
+        <w:sz w:val="20"/>
+      </w:rPr>
+    </w:lvl>
+    <w:lvl w:ilvl="1" w:tentative="1">
+      <w:start w:val="1"/>
+      <w:numFmt w:val="bullet"/>
+      <w:lvlText w:val="o"/>
+      <w:lvlJc w:val="left"/>
+      <w:pPr>
+        <w:tabs>
+          <w:tab w:val="num" w:pos="1440"/>
+        </w:tabs>
+        <w:ind w:left="1440" w:hanging="360"/>
+      </w:pPr>
+      <w:rPr>
+        <w:rFonts w:ascii="Courier New" w:hAnsi="Courier New" w:hint="default"/>
+        <w:sz w:val="20"/>
+      </w:rPr>
+    </w:lvl>
+    <w:lvl w:ilvl="2" w:tentative="1">
+      <w:start w:val="1"/>
+      <w:numFmt w:val="bullet"/>
+      <w:lvlText w:val=""/>
+      <w:lvlJc w:val="left"/>
+      <w:pPr>
+        <w:tabs>
+          <w:tab w:val="num" w:pos="2160"/>
+        </w:tabs>
+        <w:ind w:left="2160" w:hanging="360"/>
+      </w:pPr>
+      <w:rPr>
+        <w:rFonts w:ascii="Wingdings" w:hAnsi="Wingdings" w:hint="default"/>
+        <w:sz w:val="20"/>
+      </w:rPr>
+    </w:lvl>
+    <w:lvl w:ilvl="3" w:tentative="1">
+      <w:start w:val="1"/>
+      <w:numFmt w:val="bullet"/>
+      <w:lvlText w:val=""/>
+      <w:lvlJc w:val="left"/>
+      <w:pPr>
+        <w:tabs>
+          <w:tab w:val="num" w:pos="2880"/>
+        </w:tabs>
+        <w:ind w:left="2880" w:hanging="360"/>
+      </w:pPr>
+      <w:rPr>
+        <w:rFonts w:ascii="Wingdings" w:hAnsi="Wingdings" w:hint="default"/>
+        <w:sz w:val="20"/>
+      </w:rPr>
+    </w:lvl>
+    <w:lvl w:ilvl="4" w:tentative="1">
+      <w:start w:val="1"/>
+      <w:numFmt w:val="bullet"/>
+      <w:lvlText w:val=""/>
+      <w:lvlJc w:val="left"/>
+      <w:pPr>
+        <w:tabs>
+          <w:tab w:val="num" w:pos="3600"/>
+        </w:tabs>
+        <w:ind w:left="3600" w:hanging="360"/>
+      </w:pPr>
+      <w:rPr>
+        <w:rFonts w:ascii="Wingdings" w:hAnsi="Wingdings" w:hint="default"/>
+        <w:sz w:val="20"/>
+      </w:rPr>
+    </w:lvl>
+    <w:lvl w:ilvl="5" w:tentative="1">
+      <w:start w:val="1"/>
+      <w:numFmt w:val="bullet"/>
+      <w:lvlText w:val=""/>
+      <w:lvlJc w:val="left"/>
+      <w:pPr>
+        <w:tabs>
+          <w:tab w:val="num" w:pos="4320"/>
+        </w:tabs>
+        <w:ind w:left="4320" w:hanging="360"/>
+      </w:pPr>
+      <w:rPr>
+        <w:rFonts w:ascii="Wingdings" w:hAnsi="Wingdings" w:hint="default"/>
+        <w:sz w:val="20"/>
+      </w:rPr>
+    </w:lvl>
+    <w:lvl w:ilvl="6" w:tentative="1">
+      <w:start w:val="1"/>
+      <w:numFmt w:val="bullet"/>
+      <w:lvlText w:val=""/>
+      <w:lvlJc w:val="left"/>
+      <w:pPr>
+        <w:tabs>
+          <w:tab w:val="num" w:pos="5040"/>
+        </w:tabs>
+        <w:ind w:left="5040" w:hanging="360"/>
+      </w:pPr>
+      <w:rPr>
+        <w:rFonts w:ascii="Wingdings" w:hAnsi="Wingdings" w:hint="default"/>
+        <w:sz w:val="20"/>
+      </w:rPr>
+    </w:lvl>
+    <w:lvl w:ilvl="7" w:tentative="1">
+      <w:start w:val="1"/>
+      <w:numFmt w:val="bullet"/>
+      <w:lvlText w:val=""/>
+      <w:lvlJc w:val="left"/>
+      <w:pPr>
+        <w:tabs>
+          <w:tab w:val="num" w:pos="5760"/>
+        </w:tabs>
+        <w:ind w:left="5760" w:hanging="360"/>
+      </w:pPr>
+      <w:rPr>
+        <w:rFonts w:ascii="Wingdings" w:hAnsi="Wingdings" w:hint="default"/>
+        <w:sz w:val="20"/>
+      </w:rPr>
+    </w:lvl>
+    <w:lvl w:ilvl="8" w:tentative="1">
+      <w:start w:val="1"/>
+      <w:numFmt w:val="bullet"/>
+      <w:lvlText w:val=""/>
+      <w:lvlJc w:val="left"/>
+      <w:pPr>
+        <w:tabs>
+          <w:tab w:val="num" w:pos="6480"/>
+        </w:tabs>
+        <w:ind w:left="6480" w:hanging="360"/>
+      </w:pPr>
+      <w:rPr>
+        <w:rFonts w:ascii="Wingdings" w:hAnsi="Wingdings" w:hint="default"/>
+        <w:sz w:val="20"/>
+      </w:rPr>
+    </w:lvl>
+  </w:abstractNum>
+  <w:abstractNum w:abstractNumId="2" w15:restartNumberingAfterBreak="0">
+    <w:nsid w:val="1B681070"/>
+    <w:multiLevelType w:val="multilevel"/>
+    <w:tmpl w:val="B82ADD0A"/>
+    <w:lvl w:ilvl="0">
+      <w:start w:val="1"/>
+      <w:numFmt w:val="bullet"/>
+      <w:lvlText w:val=""/>
+      <w:lvlJc w:val="left"/>
+      <w:pPr>
+        <w:tabs>
+          <w:tab w:val="num" w:pos="720"/>
+        </w:tabs>
+        <w:ind w:left="720" w:hanging="360"/>
+      </w:pPr>
+      <w:rPr>
+        <w:rFonts w:ascii="Symbol" w:hAnsi="Symbol" w:hint="default"/>
+        <w:sz w:val="20"/>
+      </w:rPr>
+    </w:lvl>
+    <w:lvl w:ilvl="1" w:tentative="1">
+      <w:start w:val="1"/>
+      <w:numFmt w:val="bullet"/>
+      <w:lvlText w:val="o"/>
+      <w:lvlJc w:val="left"/>
+      <w:pPr>
+        <w:tabs>
+          <w:tab w:val="num" w:pos="1440"/>
+        </w:tabs>
+        <w:ind w:left="1440" w:hanging="360"/>
+      </w:pPr>
+      <w:rPr>
+        <w:rFonts w:ascii="Courier New" w:hAnsi="Courier New" w:hint="default"/>
+        <w:sz w:val="20"/>
+      </w:rPr>
+    </w:lvl>
+    <w:lvl w:ilvl="2" w:tentative="1">
+      <w:start w:val="1"/>
+      <w:numFmt w:val="bullet"/>
+      <w:lvlText w:val=""/>
+      <w:lvlJc w:val="left"/>
+      <w:pPr>
+        <w:tabs>
+          <w:tab w:val="num" w:pos="2160"/>
+        </w:tabs>
+        <w:ind w:left="2160" w:hanging="360"/>
+      </w:pPr>
+      <w:rPr>
+        <w:rFonts w:ascii="Wingdings" w:hAnsi="Wingdings" w:hint="default"/>
+        <w:sz w:val="20"/>
+      </w:rPr>
+    </w:lvl>
+    <w:lvl w:ilvl="3" w:tentative="1">
+      <w:start w:val="1"/>
+      <w:numFmt w:val="bullet"/>
+      <w:lvlText w:val=""/>
+      <w:lvlJc w:val="left"/>
+      <w:pPr>
+        <w:tabs>
+          <w:tab w:val="num" w:pos="2880"/>
+        </w:tabs>
+        <w:ind w:left="2880" w:hanging="360"/>
+      </w:pPr>
+      <w:rPr>
+        <w:rFonts w:ascii="Wingdings" w:hAnsi="Wingdings" w:hint="default"/>
+        <w:sz w:val="20"/>
+      </w:rPr>
+    </w:lvl>
+    <w:lvl w:ilvl="4" w:tentative="1">
+      <w:start w:val="1"/>
+      <w:numFmt w:val="bullet"/>
+      <w:lvlText w:val=""/>
+      <w:lvlJc w:val="left"/>
+      <w:pPr>
+        <w:tabs>
+          <w:tab w:val="num" w:pos="3600"/>
+        </w:tabs>
+        <w:ind w:left="3600" w:hanging="360"/>
+      </w:pPr>
+      <w:rPr>
+        <w:rFonts w:ascii="Wingdings" w:hAnsi="Wingdings" w:hint="default"/>
+        <w:sz w:val="20"/>
+      </w:rPr>
+    </w:lvl>
+    <w:lvl w:ilvl="5" w:tentative="1">
+      <w:start w:val="1"/>
+      <w:numFmt w:val="bullet"/>
+      <w:lvlText w:val=""/>
+      <w:lvlJc w:val="left"/>
+      <w:pPr>
+        <w:tabs>
+          <w:tab w:val="num" w:pos="4320"/>
+        </w:tabs>
+        <w:ind w:left="4320" w:hanging="360"/>
+      </w:pPr>
+      <w:rPr>
+        <w:rFonts w:ascii="Wingdings" w:hAnsi="Wingdings" w:hint="default"/>
+        <w:sz w:val="20"/>
+      </w:rPr>
+    </w:lvl>
+    <w:lvl w:ilvl="6" w:tentative="1">
+      <w:start w:val="1"/>
+      <w:numFmt w:val="bullet"/>
+      <w:lvlText w:val=""/>
+      <w:lvlJc w:val="left"/>
+      <w:pPr>
+        <w:tabs>
+          <w:tab w:val="num" w:pos="5040"/>
+        </w:tabs>
+        <w:ind w:left="5040" w:hanging="360"/>
+      </w:pPr>
+      <w:rPr>
+        <w:rFonts w:ascii="Wingdings" w:hAnsi="Wingdings" w:hint="default"/>
+        <w:sz w:val="20"/>
+      </w:rPr>
+    </w:lvl>
+    <w:lvl w:ilvl="7" w:tentative="1">
+      <w:start w:val="1"/>
+      <w:numFmt w:val="bullet"/>
+      <w:lvlText w:val=""/>
+      <w:lvlJc w:val="left"/>
+      <w:pPr>
+        <w:tabs>
+          <w:tab w:val="num" w:pos="5760"/>
+        </w:tabs>
+        <w:ind w:left="5760" w:hanging="360"/>
+      </w:pPr>
+      <w:rPr>
+        <w:rFonts w:ascii="Wingdings" w:hAnsi="Wingdings" w:hint="default"/>
+        <w:sz w:val="20"/>
+      </w:rPr>
+    </w:lvl>
+    <w:lvl w:ilvl="8" w:tentative="1">
+      <w:start w:val="1"/>
+      <w:numFmt w:val="bullet"/>
+      <w:lvlText w:val=""/>
+      <w:lvlJc w:val="left"/>
+      <w:pPr>
+        <w:tabs>
+          <w:tab w:val="num" w:pos="6480"/>
+        </w:tabs>
+        <w:ind w:left="6480" w:hanging="360"/>
+      </w:pPr>
+      <w:rPr>
+        <w:rFonts w:ascii="Wingdings" w:hAnsi="Wingdings" w:hint="default"/>
+        <w:sz w:val="20"/>
+      </w:rPr>
+    </w:lvl>
+  </w:abstractNum>
+  <w:abstractNum w:abstractNumId="3" w15:restartNumberingAfterBreak="0">
+    <w:nsid w:val="20DD6708"/>
+    <w:multiLevelType w:val="multilevel"/>
+    <w:tmpl w:val="C7F48B8A"/>
+    <w:lvl w:ilvl="0">
+      <w:start w:val="1"/>
+      <w:numFmt w:val="bullet"/>
+      <w:lvlText w:val=""/>
+      <w:lvlJc w:val="left"/>
+      <w:pPr>
+        <w:tabs>
+          <w:tab w:val="num" w:pos="720"/>
+        </w:tabs>
+        <w:ind w:left="720" w:hanging="360"/>
+      </w:pPr>
+      <w:rPr>
+        <w:rFonts w:ascii="Symbol" w:hAnsi="Symbol" w:hint="default"/>
+        <w:sz w:val="20"/>
+      </w:rPr>
+    </w:lvl>
+    <w:lvl w:ilvl="1" w:tentative="1">
+      <w:start w:val="1"/>
+      <w:numFmt w:val="bullet"/>
+      <w:lvlText w:val="o"/>
+      <w:lvlJc w:val="left"/>
+      <w:pPr>
+        <w:tabs>
+          <w:tab w:val="num" w:pos="1440"/>
+        </w:tabs>
+        <w:ind w:left="1440" w:hanging="360"/>
+      </w:pPr>
+      <w:rPr>
+        <w:rFonts w:ascii="Courier New" w:hAnsi="Courier New" w:hint="default"/>
+        <w:sz w:val="20"/>
+      </w:rPr>
+    </w:lvl>
+    <w:lvl w:ilvl="2" w:tentative="1">
+      <w:start w:val="1"/>
+      <w:numFmt w:val="bullet"/>
+      <w:lvlText w:val=""/>
+      <w:lvlJc w:val="left"/>
+      <w:pPr>
+        <w:tabs>
+          <w:tab w:val="num" w:pos="2160"/>
+        </w:tabs>
+        <w:ind w:left="2160" w:hanging="360"/>
+      </w:pPr>
+      <w:rPr>
+        <w:rFonts w:ascii="Wingdings" w:hAnsi="Wingdings" w:hint="default"/>
+        <w:sz w:val="20"/>
+      </w:rPr>
+    </w:lvl>
+    <w:lvl w:ilvl="3" w:tentative="1">
+      <w:start w:val="1"/>
+      <w:numFmt w:val="bullet"/>
+      <w:lvlText w:val=""/>
+      <w:lvlJc w:val="left"/>
+      <w:pPr>
+        <w:tabs>
+          <w:tab w:val="num" w:pos="2880"/>
+        </w:tabs>
+        <w:ind w:left="2880" w:hanging="360"/>
+      </w:pPr>
+      <w:rPr>
+        <w:rFonts w:ascii="Wingdings" w:hAnsi="Wingdings" w:hint="default"/>
+        <w:sz w:val="20"/>
+      </w:rPr>
+    </w:lvl>
+    <w:lvl w:ilvl="4" w:tentative="1">
+      <w:start w:val="1"/>
+      <w:numFmt w:val="bullet"/>
+      <w:lvlText w:val=""/>
+      <w:lvlJc w:val="left"/>
+      <w:pPr>
+        <w:tabs>
+          <w:tab w:val="num" w:pos="3600"/>
+        </w:tabs>
+        <w:ind w:left="3600" w:hanging="360"/>
+      </w:pPr>
+      <w:rPr>
+        <w:rFonts w:ascii="Wingdings" w:hAnsi="Wingdings" w:hint="default"/>
+        <w:sz w:val="20"/>
+      </w:rPr>
+    </w:lvl>
+    <w:lvl w:ilvl="5" w:tentative="1">
+      <w:start w:val="1"/>
+      <w:numFmt w:val="bullet"/>
+      <w:lvlText w:val=""/>
+      <w:lvlJc w:val="left"/>
+      <w:pPr>
+        <w:tabs>
+          <w:tab w:val="num" w:pos="4320"/>
+        </w:tabs>
+        <w:ind w:left="4320" w:hanging="360"/>
+      </w:pPr>
+      <w:rPr>
+        <w:rFonts w:ascii="Wingdings" w:hAnsi="Wingdings" w:hint="default"/>
+        <w:sz w:val="20"/>
+      </w:rPr>
+    </w:lvl>
+    <w:lvl w:ilvl="6" w:tentative="1">
+      <w:start w:val="1"/>
+      <w:numFmt w:val="bullet"/>
+      <w:lvlText w:val=""/>
+      <w:lvlJc w:val="left"/>
+      <w:pPr>
+        <w:tabs>
+          <w:tab w:val="num" w:pos="5040"/>
+        </w:tabs>
+        <w:ind w:left="5040" w:hanging="360"/>
+      </w:pPr>
+      <w:rPr>
+        <w:rFonts w:ascii="Wingdings" w:hAnsi="Wingdings" w:hint="default"/>
+        <w:sz w:val="20"/>
+      </w:rPr>
+    </w:lvl>
+    <w:lvl w:ilvl="7" w:tentative="1">
+      <w:start w:val="1"/>
+      <w:numFmt w:val="bullet"/>
+      <w:lvlText w:val=""/>
+      <w:lvlJc w:val="left"/>
+      <w:pPr>
+        <w:tabs>
+          <w:tab w:val="num" w:pos="5760"/>
+        </w:tabs>
+        <w:ind w:left="5760" w:hanging="360"/>
+      </w:pPr>
+      <w:rPr>
+        <w:rFonts w:ascii="Wingdings" w:hAnsi="Wingdings" w:hint="default"/>
+        <w:sz w:val="20"/>
+      </w:rPr>
+    </w:lvl>
+    <w:lvl w:ilvl="8" w:tentative="1">
+      <w:start w:val="1"/>
+      <w:numFmt w:val="bullet"/>
+      <w:lvlText w:val=""/>
+      <w:lvlJc w:val="left"/>
+      <w:pPr>
+        <w:tabs>
+          <w:tab w:val="num" w:pos="6480"/>
+        </w:tabs>
+        <w:ind w:left="6480" w:hanging="360"/>
+      </w:pPr>
+      <w:rPr>
+        <w:rFonts w:ascii="Wingdings" w:hAnsi="Wingdings" w:hint="default"/>
+        <w:sz w:val="20"/>
+      </w:rPr>
+    </w:lvl>
+  </w:abstractNum>
+  <w:abstractNum w:abstractNumId="4" w15:restartNumberingAfterBreak="0">
+    <w:nsid w:val="33EB76C2"/>
+    <w:multiLevelType w:val="multilevel"/>
+    <w:tmpl w:val="80BC0994"/>
+    <w:lvl w:ilvl="0">
+      <w:start w:val="1"/>
+      <w:numFmt w:val="bullet"/>
+      <w:lvlText w:val=""/>
+      <w:lvlJc w:val="left"/>
+      <w:pPr>
+        <w:tabs>
+          <w:tab w:val="num" w:pos="720"/>
+        </w:tabs>
+        <w:ind w:left="720" w:hanging="360"/>
+      </w:pPr>
+      <w:rPr>
+        <w:rFonts w:ascii="Symbol" w:hAnsi="Symbol" w:hint="default"/>
+        <w:sz w:val="20"/>
+      </w:rPr>
+    </w:lvl>
+    <w:lvl w:ilvl="1" w:tentative="1">
+      <w:start w:val="1"/>
+      <w:numFmt w:val="bullet"/>
+      <w:lvlText w:val="o"/>
+      <w:lvlJc w:val="left"/>
+      <w:pPr>
+        <w:tabs>
+          <w:tab w:val="num" w:pos="1440"/>
+        </w:tabs>
+        <w:ind w:left="1440" w:hanging="360"/>
+      </w:pPr>
+      <w:rPr>
+        <w:rFonts w:ascii="Courier New" w:hAnsi="Courier New" w:hint="default"/>
+        <w:sz w:val="20"/>
+      </w:rPr>
+    </w:lvl>
+    <w:lvl w:ilvl="2" w:tentative="1">
+      <w:start w:val="1"/>
+      <w:numFmt w:val="bullet"/>
+      <w:lvlText w:val=""/>
+      <w:lvlJc w:val="left"/>
+      <w:pPr>
+        <w:tabs>
+          <w:tab w:val="num" w:pos="2160"/>
+        </w:tabs>
+        <w:ind w:left="2160" w:hanging="360"/>
+      </w:pPr>
+      <w:rPr>
+        <w:rFonts w:ascii="Wingdings" w:hAnsi="Wingdings" w:hint="default"/>
+        <w:sz w:val="20"/>
+      </w:rPr>
+    </w:lvl>
+    <w:lvl w:ilvl="3" w:tentative="1">
+      <w:start w:val="1"/>
+      <w:numFmt w:val="bullet"/>
+      <w:lvlText w:val=""/>
+      <w:lvlJc w:val="left"/>
+      <w:pPr>
+        <w:tabs>
+          <w:tab w:val="num" w:pos="2880"/>
+        </w:tabs>
+        <w:ind w:left="2880" w:hanging="360"/>
+      </w:pPr>
+      <w:rPr>
+        <w:rFonts w:ascii="Wingdings" w:hAnsi="Wingdings" w:hint="default"/>
+        <w:sz w:val="20"/>
+      </w:rPr>
+    </w:lvl>
+    <w:lvl w:ilvl="4" w:tentative="1">
+      <w:start w:val="1"/>
+      <w:numFmt w:val="bullet"/>
+      <w:lvlText w:val=""/>
+      <w:lvlJc w:val="left"/>
+      <w:pPr>
+        <w:tabs>
+          <w:tab w:val="num" w:pos="3600"/>
+        </w:tabs>
+        <w:ind w:left="3600" w:hanging="360"/>
+      </w:pPr>
+      <w:rPr>
+        <w:rFonts w:ascii="Wingdings" w:hAnsi="Wingdings" w:hint="default"/>
+        <w:sz w:val="20"/>
+      </w:rPr>
+    </w:lvl>
+    <w:lvl w:ilvl="5" w:tentative="1">
+      <w:start w:val="1"/>
+      <w:numFmt w:val="bullet"/>
+      <w:lvlText w:val=""/>
+      <w:lvlJc w:val="left"/>
+      <w:pPr>
+        <w:tabs>
+          <w:tab w:val="num" w:pos="4320"/>
+        </w:tabs>
+        <w:ind w:left="4320" w:hanging="360"/>
+      </w:pPr>
+      <w:rPr>
+        <w:rFonts w:ascii="Wingdings" w:hAnsi="Wingdings" w:hint="default"/>
+        <w:sz w:val="20"/>
+      </w:rPr>
+    </w:lvl>
+    <w:lvl w:ilvl="6" w:tentative="1">
+      <w:start w:val="1"/>
+      <w:numFmt w:val="bullet"/>
+      <w:lvlText w:val=""/>
+      <w:lvlJc w:val="left"/>
+      <w:pPr>
+        <w:tabs>
+          <w:tab w:val="num" w:pos="5040"/>
+        </w:tabs>
+        <w:ind w:left="5040" w:hanging="360"/>
+      </w:pPr>
+      <w:rPr>
+        <w:rFonts w:ascii="Wingdings" w:hAnsi="Wingdings" w:hint="default"/>
+        <w:sz w:val="20"/>
+      </w:rPr>
+    </w:lvl>
+    <w:lvl w:ilvl="7" w:tentative="1">
+      <w:start w:val="1"/>
+      <w:numFmt w:val="bullet"/>
+      <w:lvlText w:val=""/>
+      <w:lvlJc w:val="left"/>
+      <w:pPr>
+        <w:tabs>
+          <w:tab w:val="num" w:pos="5760"/>
+        </w:tabs>
+        <w:ind w:left="5760" w:hanging="360"/>
+      </w:pPr>
+      <w:rPr>
+        <w:rFonts w:ascii="Wingdings" w:hAnsi="Wingdings" w:hint="default"/>
+        <w:sz w:val="20"/>
+      </w:rPr>
+    </w:lvl>
+    <w:lvl w:ilvl="8" w:tentative="1">
+      <w:start w:val="1"/>
+      <w:numFmt w:val="bullet"/>
+      <w:lvlText w:val=""/>
+      <w:lvlJc w:val="left"/>
+      <w:pPr>
+        <w:tabs>
+          <w:tab w:val="num" w:pos="6480"/>
+        </w:tabs>
+        <w:ind w:left="6480" w:hanging="360"/>
+      </w:pPr>
+      <w:rPr>
+        <w:rFonts w:ascii="Wingdings" w:hAnsi="Wingdings" w:hint="default"/>
+        <w:sz w:val="20"/>
+      </w:rPr>
+    </w:lvl>
+  </w:abstractNum>
+  <w:abstractNum w:abstractNumId="5" w15:restartNumberingAfterBreak="0">
+    <w:nsid w:val="3E5F7A8F"/>
+    <w:multiLevelType w:val="hybridMultilevel"/>
+    <w:tmpl w:val="1680893E"/>
+    <w:lvl w:ilvl="0" w:tplc="0C070001">
+      <w:start w:val="1"/>
+      <w:numFmt w:val="bullet"/>
+      <w:lvlText w:val=""/>
+      <w:lvlJc w:val="left"/>
+      <w:pPr>
+        <w:ind w:left="720" w:hanging="360"/>
+      </w:pPr>
+      <w:rPr>
+        <w:rFonts w:ascii="Symbol" w:hAnsi="Symbol" w:hint="default"/>
+      </w:rPr>
+    </w:lvl>
+    <w:lvl w:ilvl="1" w:tplc="0C070003" w:tentative="1">
+      <w:start w:val="1"/>
+      <w:numFmt w:val="bullet"/>
+      <w:lvlText w:val="o"/>
+      <w:lvlJc w:val="left"/>
+      <w:pPr>
+        <w:ind w:left="1440" w:hanging="360"/>
+      </w:pPr>
+      <w:rPr>
+        <w:rFonts w:ascii="Courier New" w:hAnsi="Courier New" w:cs="Courier New" w:hint="default"/>
+      </w:rPr>
+    </w:lvl>
+    <w:lvl w:ilvl="2" w:tplc="0C070005" w:tentative="1">
+      <w:start w:val="1"/>
+      <w:numFmt w:val="bullet"/>
+      <w:lvlText w:val=""/>
+      <w:lvlJc w:val="left"/>
+      <w:pPr>
+        <w:ind w:left="2160" w:hanging="360"/>
+      </w:pPr>
+      <w:rPr>
+        <w:rFonts w:ascii="Wingdings" w:hAnsi="Wingdings" w:hint="default"/>
+      </w:rPr>
+    </w:lvl>
+    <w:lvl w:ilvl="3" w:tplc="0C070001" w:tentative="1">
+      <w:start w:val="1"/>
+      <w:numFmt w:val="bullet"/>
+      <w:lvlText w:val=""/>
+      <w:lvlJc w:val="left"/>
+      <w:pPr>
+        <w:ind w:left="2880" w:hanging="360"/>
+      </w:pPr>
+      <w:rPr>
+        <w:rFonts w:ascii="Symbol" w:hAnsi="Symbol" w:hint="default"/>
+      </w:rPr>
+    </w:lvl>
+    <w:lvl w:ilvl="4" w:tplc="0C070003" w:tentative="1">
+      <w:start w:val="1"/>
+      <w:numFmt w:val="bullet"/>
+      <w:lvlText w:val="o"/>
+      <w:lvlJc w:val="left"/>
+      <w:pPr>
+        <w:ind w:left="3600" w:hanging="360"/>
+      </w:pPr>
+      <w:rPr>
+        <w:rFonts w:ascii="Courier New" w:hAnsi="Courier New" w:cs="Courier New" w:hint="default"/>
+      </w:rPr>
+    </w:lvl>
+    <w:lvl w:ilvl="5" w:tplc="0C070005" w:tentative="1">
+      <w:start w:val="1"/>
+      <w:numFmt w:val="bullet"/>
+      <w:lvlText w:val=""/>
+      <w:lvlJc w:val="left"/>
+      <w:pPr>
+        <w:ind w:left="4320" w:hanging="360"/>
+      </w:pPr>
+      <w:rPr>
+        <w:rFonts w:ascii="Wingdings" w:hAnsi="Wingdings" w:hint="default"/>
+      </w:rPr>
+    </w:lvl>
+    <w:lvl w:ilvl="6" w:tplc="0C070001" w:tentative="1">
+      <w:start w:val="1"/>
+      <w:numFmt w:val="bullet"/>
+      <w:lvlText w:val=""/>
+      <w:lvlJc w:val="left"/>
+      <w:pPr>
+        <w:ind w:left="5040" w:hanging="360"/>
+      </w:pPr>
+      <w:rPr>
+        <w:rFonts w:ascii="Symbol" w:hAnsi="Symbol" w:hint="default"/>
+      </w:rPr>
+    </w:lvl>
+    <w:lvl w:ilvl="7" w:tplc="0C070003" w:tentative="1">
+      <w:start w:val="1"/>
+      <w:numFmt w:val="bullet"/>
+      <w:lvlText w:val="o"/>
+      <w:lvlJc w:val="left"/>
+      <w:pPr>
+        <w:ind w:left="5760" w:hanging="360"/>
+      </w:pPr>
+      <w:rPr>
+        <w:rFonts w:ascii="Courier New" w:hAnsi="Courier New" w:cs="Courier New" w:hint="default"/>
+      </w:rPr>
+    </w:lvl>
+    <w:lvl w:ilvl="8" w:tplc="0C070005" w:tentative="1">
+      <w:start w:val="1"/>
+      <w:numFmt w:val="bullet"/>
+      <w:lvlText w:val=""/>
+      <w:lvlJc w:val="left"/>
+      <w:pPr>
+        <w:ind w:left="6480" w:hanging="360"/>
+      </w:pPr>
+      <w:rPr>
+        <w:rFonts w:ascii="Wingdings" w:hAnsi="Wingdings" w:hint="default"/>
+      </w:rPr>
+    </w:lvl>
+  </w:abstractNum>
+  <w:abstractNum w:abstractNumId="6" w15:restartNumberingAfterBreak="0">
+    <w:nsid w:val="44AF2DF3"/>
+    <w:multiLevelType w:val="hybridMultilevel"/>
+    <w:tmpl w:val="DED05AD6"/>
+    <w:lvl w:ilvl="0" w:tplc="0C070001">
+      <w:start w:val="1"/>
+      <w:numFmt w:val="bullet"/>
+      <w:lvlText w:val=""/>
+      <w:lvlJc w:val="left"/>
+      <w:pPr>
+        <w:ind w:left="720" w:hanging="360"/>
+      </w:pPr>
+      <w:rPr>
+        <w:rFonts w:ascii="Symbol" w:hAnsi="Symbol" w:hint="default"/>
+      </w:rPr>
+    </w:lvl>
+    <w:lvl w:ilvl="1" w:tplc="0C070003" w:tentative="1">
+      <w:start w:val="1"/>
+      <w:numFmt w:val="bullet"/>
+      <w:lvlText w:val="o"/>
+      <w:lvlJc w:val="left"/>
+      <w:pPr>
+        <w:ind w:left="1440" w:hanging="360"/>
+      </w:pPr>
+      <w:rPr>
+        <w:rFonts w:ascii="Courier New" w:hAnsi="Courier New" w:cs="Courier New" w:hint="default"/>
+      </w:rPr>
+    </w:lvl>
+    <w:lvl w:ilvl="2" w:tplc="0C070005" w:tentative="1">
+      <w:start w:val="1"/>
+      <w:numFmt w:val="bullet"/>
+      <w:lvlText w:val=""/>
+      <w:lvlJc w:val="left"/>
+      <w:pPr>
+        <w:ind w:left="2160" w:hanging="360"/>
+      </w:pPr>
+      <w:rPr>
+        <w:rFonts w:ascii="Wingdings" w:hAnsi="Wingdings" w:hint="default"/>
+      </w:rPr>
+    </w:lvl>
+    <w:lvl w:ilvl="3" w:tplc="0C070001" w:tentative="1">
+      <w:start w:val="1"/>
+      <w:numFmt w:val="bullet"/>
+      <w:lvlText w:val=""/>
+      <w:lvlJc w:val="left"/>
+      <w:pPr>
+        <w:ind w:left="2880" w:hanging="360"/>
+      </w:pPr>
+      <w:rPr>
+        <w:rFonts w:ascii="Symbol" w:hAnsi="Symbol" w:hint="default"/>
+      </w:rPr>
+    </w:lvl>
+    <w:lvl w:ilvl="4" w:tplc="0C070003" w:tentative="1">
+      <w:start w:val="1"/>
+      <w:numFmt w:val="bullet"/>
+      <w:lvlText w:val="o"/>
+      <w:lvlJc w:val="left"/>
+      <w:pPr>
+        <w:ind w:left="3600" w:hanging="360"/>
+      </w:pPr>
+      <w:rPr>
+        <w:rFonts w:ascii="Courier New" w:hAnsi="Courier New" w:cs="Courier New" w:hint="default"/>
+      </w:rPr>
+    </w:lvl>
+    <w:lvl w:ilvl="5" w:tplc="0C070005" w:tentative="1">
+      <w:start w:val="1"/>
+      <w:numFmt w:val="bullet"/>
+      <w:lvlText w:val=""/>
+      <w:lvlJc w:val="left"/>
+      <w:pPr>
+        <w:ind w:left="4320" w:hanging="360"/>
+      </w:pPr>
+      <w:rPr>
+        <w:rFonts w:ascii="Wingdings" w:hAnsi="Wingdings" w:hint="default"/>
+      </w:rPr>
+    </w:lvl>
+    <w:lvl w:ilvl="6" w:tplc="0C070001" w:tentative="1">
+      <w:start w:val="1"/>
+      <w:numFmt w:val="bullet"/>
+      <w:lvlText w:val=""/>
+      <w:lvlJc w:val="left"/>
+      <w:pPr>
+        <w:ind w:left="5040" w:hanging="360"/>
+      </w:pPr>
+      <w:rPr>
+        <w:rFonts w:ascii="Symbol" w:hAnsi="Symbol" w:hint="default"/>
+      </w:rPr>
+    </w:lvl>
+    <w:lvl w:ilvl="7" w:tplc="0C070003" w:tentative="1">
+      <w:start w:val="1"/>
+      <w:numFmt w:val="bullet"/>
+      <w:lvlText w:val="o"/>
+      <w:lvlJc w:val="left"/>
+      <w:pPr>
+        <w:ind w:left="5760" w:hanging="360"/>
+      </w:pPr>
+      <w:rPr>
+        <w:rFonts w:ascii="Courier New" w:hAnsi="Courier New" w:cs="Courier New" w:hint="default"/>
+      </w:rPr>
+    </w:lvl>
+    <w:lvl w:ilvl="8" w:tplc="0C070005" w:tentative="1">
+      <w:start w:val="1"/>
+      <w:numFmt w:val="bullet"/>
+      <w:lvlText w:val=""/>
+      <w:lvlJc w:val="left"/>
+      <w:pPr>
+        <w:ind w:left="6480" w:hanging="360"/>
+      </w:pPr>
+      <w:rPr>
+        <w:rFonts w:ascii="Wingdings" w:hAnsi="Wingdings" w:hint="default"/>
+      </w:rPr>
+    </w:lvl>
+  </w:abstractNum>
+  <w:abstractNum w:abstractNumId="7" w15:restartNumberingAfterBreak="0">
+    <w:nsid w:val="4E3164DD"/>
+    <w:multiLevelType w:val="multilevel"/>
+    <w:tmpl w:val="5E1836B2"/>
+    <w:lvl w:ilvl="0">
+      <w:start w:val="1"/>
+      <w:numFmt w:val="bullet"/>
+      <w:lvlText w:val=""/>
+      <w:lvlJc w:val="left"/>
+      <w:pPr>
+        <w:tabs>
+          <w:tab w:val="num" w:pos="720"/>
+        </w:tabs>
+        <w:ind w:left="720" w:hanging="360"/>
+      </w:pPr>
+      <w:rPr>
+        <w:rFonts w:ascii="Symbol" w:hAnsi="Symbol" w:hint="default"/>
+        <w:sz w:val="20"/>
+      </w:rPr>
+    </w:lvl>
+    <w:lvl w:ilvl="1" w:tentative="1">
+      <w:start w:val="1"/>
+      <w:numFmt w:val="bullet"/>
+      <w:lvlText w:val="o"/>
+      <w:lvlJc w:val="left"/>
+      <w:pPr>
+        <w:tabs>
+          <w:tab w:val="num" w:pos="1440"/>
+        </w:tabs>
+        <w:ind w:left="1440" w:hanging="360"/>
+      </w:pPr>
+      <w:rPr>
+        <w:rFonts w:ascii="Courier New" w:hAnsi="Courier New" w:hint="default"/>
+        <w:sz w:val="20"/>
+      </w:rPr>
+    </w:lvl>
+    <w:lvl w:ilvl="2" w:tentative="1">
+      <w:start w:val="1"/>
+      <w:numFmt w:val="bullet"/>
+      <w:lvlText w:val=""/>
+      <w:lvlJc w:val="left"/>
+      <w:pPr>
+        <w:tabs>
+          <w:tab w:val="num" w:pos="2160"/>
+        </w:tabs>
+        <w:ind w:left="2160" w:hanging="360"/>
+      </w:pPr>
+      <w:rPr>
+        <w:rFonts w:ascii="Wingdings" w:hAnsi="Wingdings" w:hint="default"/>
+        <w:sz w:val="20"/>
+      </w:rPr>
+    </w:lvl>
+    <w:lvl w:ilvl="3" w:tentative="1">
+      <w:start w:val="1"/>
+      <w:numFmt w:val="bullet"/>
+      <w:lvlText w:val=""/>
+      <w:lvlJc w:val="left"/>
+      <w:pPr>
+        <w:tabs>
+          <w:tab w:val="num" w:pos="2880"/>
+        </w:tabs>
+        <w:ind w:left="2880" w:hanging="360"/>
+      </w:pPr>
+      <w:rPr>
+        <w:rFonts w:ascii="Wingdings" w:hAnsi="Wingdings" w:hint="default"/>
+        <w:sz w:val="20"/>
+      </w:rPr>
+    </w:lvl>
+    <w:lvl w:ilvl="4" w:tentative="1">
+      <w:start w:val="1"/>
+      <w:numFmt w:val="bullet"/>
+      <w:lvlText w:val=""/>
+      <w:lvlJc w:val="left"/>
+      <w:pPr>
+        <w:tabs>
+          <w:tab w:val="num" w:pos="3600"/>
+        </w:tabs>
+        <w:ind w:left="3600" w:hanging="360"/>
+      </w:pPr>
+      <w:rPr>
+        <w:rFonts w:ascii="Wingdings" w:hAnsi="Wingdings" w:hint="default"/>
+        <w:sz w:val="20"/>
+      </w:rPr>
+    </w:lvl>
+    <w:lvl w:ilvl="5" w:tentative="1">
+      <w:start w:val="1"/>
+      <w:numFmt w:val="bullet"/>
+      <w:lvlText w:val=""/>
+      <w:lvlJc w:val="left"/>
+      <w:pPr>
+        <w:tabs>
+          <w:tab w:val="num" w:pos="4320"/>
+        </w:tabs>
+        <w:ind w:left="4320" w:hanging="360"/>
+      </w:pPr>
+      <w:rPr>
+        <w:rFonts w:ascii="Wingdings" w:hAnsi="Wingdings" w:hint="default"/>
+        <w:sz w:val="20"/>
+      </w:rPr>
+    </w:lvl>
+    <w:lvl w:ilvl="6" w:tentative="1">
+      <w:start w:val="1"/>
+      <w:numFmt w:val="bullet"/>
+      <w:lvlText w:val=""/>
+      <w:lvlJc w:val="left"/>
+      <w:pPr>
+        <w:tabs>
+          <w:tab w:val="num" w:pos="5040"/>
+        </w:tabs>
+        <w:ind w:left="5040" w:hanging="360"/>
+      </w:pPr>
+      <w:rPr>
+        <w:rFonts w:ascii="Wingdings" w:hAnsi="Wingdings" w:hint="default"/>
+        <w:sz w:val="20"/>
+      </w:rPr>
+    </w:lvl>
+    <w:lvl w:ilvl="7" w:tentative="1">
+      <w:start w:val="1"/>
+      <w:numFmt w:val="bullet"/>
+      <w:lvlText w:val=""/>
+      <w:lvlJc w:val="left"/>
+      <w:pPr>
+        <w:tabs>
+          <w:tab w:val="num" w:pos="5760"/>
+        </w:tabs>
+        <w:ind w:left="5760" w:hanging="360"/>
+      </w:pPr>
+      <w:rPr>
+        <w:rFonts w:ascii="Wingdings" w:hAnsi="Wingdings" w:hint="default"/>
+        <w:sz w:val="20"/>
+      </w:rPr>
+    </w:lvl>
+    <w:lvl w:ilvl="8" w:tentative="1">
+      <w:start w:val="1"/>
+      <w:numFmt w:val="bullet"/>
+      <w:lvlText w:val=""/>
+      <w:lvlJc w:val="left"/>
+      <w:pPr>
+        <w:tabs>
+          <w:tab w:val="num" w:pos="6480"/>
+        </w:tabs>
+        <w:ind w:left="6480" w:hanging="360"/>
+      </w:pPr>
+      <w:rPr>
+        <w:rFonts w:ascii="Wingdings" w:hAnsi="Wingdings" w:hint="default"/>
+        <w:sz w:val="20"/>
+      </w:rPr>
+    </w:lvl>
+  </w:abstractNum>
+  <w:abstractNum w:abstractNumId="8" w15:restartNumberingAfterBreak="0">
+    <w:nsid w:val="50481FCB"/>
+    <w:multiLevelType w:val="multilevel"/>
+    <w:tmpl w:val="EC2CD286"/>
+    <w:lvl w:ilvl="0">
+      <w:start w:val="1"/>
+      <w:numFmt w:val="bullet"/>
+      <w:lvlText w:val=""/>
+      <w:lvlJc w:val="left"/>
+      <w:pPr>
+        <w:tabs>
+          <w:tab w:val="num" w:pos="720"/>
+        </w:tabs>
+        <w:ind w:left="720" w:hanging="360"/>
+      </w:pPr>
+      <w:rPr>
+        <w:rFonts w:ascii="Symbol" w:hAnsi="Symbol" w:hint="default"/>
+        <w:sz w:val="20"/>
+      </w:rPr>
+    </w:lvl>
+    <w:lvl w:ilvl="1" w:tentative="1">
+      <w:start w:val="1"/>
+      <w:numFmt w:val="bullet"/>
+      <w:lvlText w:val="o"/>
+      <w:lvlJc w:val="left"/>
+      <w:pPr>
+        <w:tabs>
+          <w:tab w:val="num" w:pos="1440"/>
+        </w:tabs>
+        <w:ind w:left="1440" w:hanging="360"/>
+      </w:pPr>
+      <w:rPr>
+        <w:rFonts w:ascii="Courier New" w:hAnsi="Courier New" w:hint="default"/>
+        <w:sz w:val="20"/>
+      </w:rPr>
+    </w:lvl>
+    <w:lvl w:ilvl="2" w:tentative="1">
+      <w:start w:val="1"/>
+      <w:numFmt w:val="bullet"/>
+      <w:lvlText w:val=""/>
+      <w:lvlJc w:val="left"/>
+      <w:pPr>
+        <w:tabs>
+          <w:tab w:val="num" w:pos="2160"/>
+        </w:tabs>
+        <w:ind w:left="2160" w:hanging="360"/>
+      </w:pPr>
+      <w:rPr>
+        <w:rFonts w:ascii="Wingdings" w:hAnsi="Wingdings" w:hint="default"/>
+        <w:sz w:val="20"/>
+      </w:rPr>
+    </w:lvl>
+    <w:lvl w:ilvl="3" w:tentative="1">
+      <w:start w:val="1"/>
+      <w:numFmt w:val="bullet"/>
+      <w:lvlText w:val=""/>
+      <w:lvlJc w:val="left"/>
+      <w:pPr>
+        <w:tabs>
+          <w:tab w:val="num" w:pos="2880"/>
+        </w:tabs>
+        <w:ind w:left="2880" w:hanging="360"/>
+      </w:pPr>
+      <w:rPr>
+        <w:rFonts w:ascii="Wingdings" w:hAnsi="Wingdings" w:hint="default"/>
+        <w:sz w:val="20"/>
+      </w:rPr>
+    </w:lvl>
+    <w:lvl w:ilvl="4" w:tentative="1">
+      <w:start w:val="1"/>
+      <w:numFmt w:val="bullet"/>
+      <w:lvlText w:val=""/>
+      <w:lvlJc w:val="left"/>
+      <w:pPr>
+        <w:tabs>
+          <w:tab w:val="num" w:pos="3600"/>
+        </w:tabs>
+        <w:ind w:left="3600" w:hanging="360"/>
+      </w:pPr>
+      <w:rPr>
+        <w:rFonts w:ascii="Wingdings" w:hAnsi="Wingdings" w:hint="default"/>
+        <w:sz w:val="20"/>
+      </w:rPr>
+    </w:lvl>
+    <w:lvl w:ilvl="5" w:tentative="1">
+      <w:start w:val="1"/>
+      <w:numFmt w:val="bullet"/>
+      <w:lvlText w:val=""/>
+      <w:lvlJc w:val="left"/>
+      <w:pPr>
+        <w:tabs>
+          <w:tab w:val="num" w:pos="4320"/>
+        </w:tabs>
+        <w:ind w:left="4320" w:hanging="360"/>
+      </w:pPr>
+      <w:rPr>
+        <w:rFonts w:ascii="Wingdings" w:hAnsi="Wingdings" w:hint="default"/>
+        <w:sz w:val="20"/>
+      </w:rPr>
+    </w:lvl>
+    <w:lvl w:ilvl="6" w:tentative="1">
+      <w:start w:val="1"/>
+      <w:numFmt w:val="bullet"/>
+      <w:lvlText w:val=""/>
+      <w:lvlJc w:val="left"/>
+      <w:pPr>
+        <w:tabs>
+          <w:tab w:val="num" w:pos="5040"/>
+        </w:tabs>
+        <w:ind w:left="5040" w:hanging="360"/>
+      </w:pPr>
+      <w:rPr>
+        <w:rFonts w:ascii="Wingdings" w:hAnsi="Wingdings" w:hint="default"/>
+        <w:sz w:val="20"/>
+      </w:rPr>
+    </w:lvl>
+    <w:lvl w:ilvl="7" w:tentative="1">
+      <w:start w:val="1"/>
+      <w:numFmt w:val="bullet"/>
+      <w:lvlText w:val=""/>
+      <w:lvlJc w:val="left"/>
+      <w:pPr>
+        <w:tabs>
+          <w:tab w:val="num" w:pos="5760"/>
+        </w:tabs>
+        <w:ind w:left="5760" w:hanging="360"/>
+      </w:pPr>
+      <w:rPr>
+        <w:rFonts w:ascii="Wingdings" w:hAnsi="Wingdings" w:hint="default"/>
+        <w:sz w:val="20"/>
+      </w:rPr>
+    </w:lvl>
+    <w:lvl w:ilvl="8" w:tentative="1">
+      <w:start w:val="1"/>
+      <w:numFmt w:val="bullet"/>
+      <w:lvlText w:val=""/>
+      <w:lvlJc w:val="left"/>
+      <w:pPr>
+        <w:tabs>
+          <w:tab w:val="num" w:pos="6480"/>
+        </w:tabs>
+        <w:ind w:left="6480" w:hanging="360"/>
+      </w:pPr>
+      <w:rPr>
+        <w:rFonts w:ascii="Wingdings" w:hAnsi="Wingdings" w:hint="default"/>
+        <w:sz w:val="20"/>
+      </w:rPr>
+    </w:lvl>
+  </w:abstractNum>
+  <w:abstractNum w:abstractNumId="9" w15:restartNumberingAfterBreak="0">
+    <w:nsid w:val="50F91CFD"/>
+    <w:multiLevelType w:val="hybridMultilevel"/>
+    <w:tmpl w:val="7A082972"/>
+    <w:lvl w:ilvl="0" w:tplc="0C070001">
+      <w:start w:val="1"/>
+      <w:numFmt w:val="bullet"/>
+      <w:lvlText w:val=""/>
+      <w:lvlJc w:val="left"/>
+      <w:pPr>
+        <w:ind w:left="720" w:hanging="360"/>
+      </w:pPr>
+      <w:rPr>
+        <w:rFonts w:ascii="Symbol" w:hAnsi="Symbol" w:hint="default"/>
+      </w:rPr>
+    </w:lvl>
+    <w:lvl w:ilvl="1" w:tplc="0C070003" w:tentative="1">
+      <w:start w:val="1"/>
+      <w:numFmt w:val="bullet"/>
+      <w:lvlText w:val="o"/>
+      <w:lvlJc w:val="left"/>
+      <w:pPr>
+        <w:ind w:left="1440" w:hanging="360"/>
+      </w:pPr>
+      <w:rPr>
+        <w:rFonts w:ascii="Courier New" w:hAnsi="Courier New" w:cs="Courier New" w:hint="default"/>
+      </w:rPr>
+    </w:lvl>
+    <w:lvl w:ilvl="2" w:tplc="0C070005" w:tentative="1">
+      <w:start w:val="1"/>
+      <w:numFmt w:val="bullet"/>
+      <w:lvlText w:val=""/>
+      <w:lvlJc w:val="left"/>
+      <w:pPr>
+        <w:ind w:left="2160" w:hanging="360"/>
+      </w:pPr>
+      <w:rPr>
+        <w:rFonts w:ascii="Wingdings" w:hAnsi="Wingdings" w:hint="default"/>
+      </w:rPr>
+    </w:lvl>
+    <w:lvl w:ilvl="3" w:tplc="0C070001" w:tentative="1">
+      <w:start w:val="1"/>
+      <w:numFmt w:val="bullet"/>
+      <w:lvlText w:val=""/>
+      <w:lvlJc w:val="left"/>
+      <w:pPr>
+        <w:ind w:left="2880" w:hanging="360"/>
+      </w:pPr>
+      <w:rPr>
+        <w:rFonts w:ascii="Symbol" w:hAnsi="Symbol" w:hint="default"/>
+      </w:rPr>
+    </w:lvl>
+    <w:lvl w:ilvl="4" w:tplc="0C070003" w:tentative="1">
+      <w:start w:val="1"/>
+      <w:numFmt w:val="bullet"/>
+      <w:lvlText w:val="o"/>
+      <w:lvlJc w:val="left"/>
+      <w:pPr>
+        <w:ind w:left="3600" w:hanging="360"/>
+      </w:pPr>
+      <w:rPr>
+        <w:rFonts w:ascii="Courier New" w:hAnsi="Courier New" w:cs="Courier New" w:hint="default"/>
+      </w:rPr>
+    </w:lvl>
+    <w:lvl w:ilvl="5" w:tplc="0C070005" w:tentative="1">
+      <w:start w:val="1"/>
+      <w:numFmt w:val="bullet"/>
+      <w:lvlText w:val=""/>
+      <w:lvlJc w:val="left"/>
+      <w:pPr>
+        <w:ind w:left="4320" w:hanging="360"/>
+      </w:pPr>
+      <w:rPr>
+        <w:rFonts w:ascii="Wingdings" w:hAnsi="Wingdings" w:hint="default"/>
+      </w:rPr>
+    </w:lvl>
+    <w:lvl w:ilvl="6" w:tplc="0C070001" w:tentative="1">
+      <w:start w:val="1"/>
+      <w:numFmt w:val="bullet"/>
+      <w:lvlText w:val=""/>
+      <w:lvlJc w:val="left"/>
+      <w:pPr>
+        <w:ind w:left="5040" w:hanging="360"/>
+      </w:pPr>
+      <w:rPr>
+        <w:rFonts w:ascii="Symbol" w:hAnsi="Symbol" w:hint="default"/>
+      </w:rPr>
+    </w:lvl>
+    <w:lvl w:ilvl="7" w:tplc="0C070003" w:tentative="1">
+      <w:start w:val="1"/>
+      <w:numFmt w:val="bullet"/>
+      <w:lvlText w:val="o"/>
+      <w:lvlJc w:val="left"/>
+      <w:pPr>
+        <w:ind w:left="5760" w:hanging="360"/>
+      </w:pPr>
+      <w:rPr>
+        <w:rFonts w:ascii="Courier New" w:hAnsi="Courier New" w:cs="Courier New" w:hint="default"/>
+      </w:rPr>
+    </w:lvl>
+    <w:lvl w:ilvl="8" w:tplc="0C070005" w:tentative="1">
+      <w:start w:val="1"/>
+      <w:numFmt w:val="bullet"/>
+      <w:lvlText w:val=""/>
+      <w:lvlJc w:val="left"/>
+      <w:pPr>
+        <w:ind w:left="6480" w:hanging="360"/>
+      </w:pPr>
+      <w:rPr>
+        <w:rFonts w:ascii="Wingdings" w:hAnsi="Wingdings" w:hint="default"/>
+      </w:rPr>
+    </w:lvl>
+  </w:abstractNum>
+  <w:abstractNum w:abstractNumId="10" w15:restartNumberingAfterBreak="0">
+    <w:nsid w:val="52D04852"/>
+    <w:multiLevelType w:val="hybridMultilevel"/>
+    <w:tmpl w:val="6F823544"/>
+    <w:lvl w:ilvl="0" w:tplc="0C070001">
+      <w:start w:val="1"/>
+      <w:numFmt w:val="bullet"/>
+      <w:lvlText w:val=""/>
+      <w:lvlJc w:val="left"/>
+      <w:pPr>
+        <w:ind w:left="720" w:hanging="360"/>
+      </w:pPr>
+      <w:rPr>
+        <w:rFonts w:ascii="Symbol" w:hAnsi="Symbol" w:hint="default"/>
+      </w:rPr>
+    </w:lvl>
+    <w:lvl w:ilvl="1" w:tplc="0C070003" w:tentative="1">
+      <w:start w:val="1"/>
+      <w:numFmt w:val="bullet"/>
+      <w:lvlText w:val="o"/>
+      <w:lvlJc w:val="left"/>
+      <w:pPr>
+        <w:ind w:left="1440" w:hanging="360"/>
+      </w:pPr>
+      <w:rPr>
+        <w:rFonts w:ascii="Courier New" w:hAnsi="Courier New" w:cs="Courier New" w:hint="default"/>
+      </w:rPr>
+    </w:lvl>
+    <w:lvl w:ilvl="2" w:tplc="0C070005" w:tentative="1">
+      <w:start w:val="1"/>
+      <w:numFmt w:val="bullet"/>
+      <w:lvlText w:val=""/>
+      <w:lvlJc w:val="left"/>
+      <w:pPr>
+        <w:ind w:left="2160" w:hanging="360"/>
+      </w:pPr>
+      <w:rPr>
+        <w:rFonts w:ascii="Wingdings" w:hAnsi="Wingdings" w:hint="default"/>
+      </w:rPr>
+    </w:lvl>
+    <w:lvl w:ilvl="3" w:tplc="0C070001" w:tentative="1">
+      <w:start w:val="1"/>
+      <w:numFmt w:val="bullet"/>
+      <w:lvlText w:val=""/>
+      <w:lvlJc w:val="left"/>
+      <w:pPr>
+        <w:ind w:left="2880" w:hanging="360"/>
+      </w:pPr>
+      <w:rPr>
+        <w:rFonts w:ascii="Symbol" w:hAnsi="Symbol" w:hint="default"/>
+      </w:rPr>
+    </w:lvl>
+    <w:lvl w:ilvl="4" w:tplc="0C070003" w:tentative="1">
+      <w:start w:val="1"/>
+      <w:numFmt w:val="bullet"/>
+      <w:lvlText w:val="o"/>
+      <w:lvlJc w:val="left"/>
+      <w:pPr>
+        <w:ind w:left="3600" w:hanging="360"/>
+      </w:pPr>
+      <w:rPr>
+        <w:rFonts w:ascii="Courier New" w:hAnsi="Courier New" w:cs="Courier New" w:hint="default"/>
+      </w:rPr>
+    </w:lvl>
+    <w:lvl w:ilvl="5" w:tplc="0C070005" w:tentative="1">
+      <w:start w:val="1"/>
+      <w:numFmt w:val="bullet"/>
+      <w:lvlText w:val=""/>
+      <w:lvlJc w:val="left"/>
+      <w:pPr>
+        <w:ind w:left="4320" w:hanging="360"/>
+      </w:pPr>
+      <w:rPr>
+        <w:rFonts w:ascii="Wingdings" w:hAnsi="Wingdings" w:hint="default"/>
+      </w:rPr>
+    </w:lvl>
+    <w:lvl w:ilvl="6" w:tplc="0C070001" w:tentative="1">
+      <w:start w:val="1"/>
+      <w:numFmt w:val="bullet"/>
+      <w:lvlText w:val=""/>
+      <w:lvlJc w:val="left"/>
+      <w:pPr>
+        <w:ind w:left="5040" w:hanging="360"/>
+      </w:pPr>
+      <w:rPr>
+        <w:rFonts w:ascii="Symbol" w:hAnsi="Symbol" w:hint="default"/>
+      </w:rPr>
+    </w:lvl>
+    <w:lvl w:ilvl="7" w:tplc="0C070003" w:tentative="1">
+      <w:start w:val="1"/>
+      <w:numFmt w:val="bullet"/>
+      <w:lvlText w:val="o"/>
+      <w:lvlJc w:val="left"/>
+      <w:pPr>
+        <w:ind w:left="5760" w:hanging="360"/>
+      </w:pPr>
+      <w:rPr>
+        <w:rFonts w:ascii="Courier New" w:hAnsi="Courier New" w:cs="Courier New" w:hint="default"/>
+      </w:rPr>
+    </w:lvl>
+    <w:lvl w:ilvl="8" w:tplc="0C070005" w:tentative="1">
+      <w:start w:val="1"/>
+      <w:numFmt w:val="bullet"/>
+      <w:lvlText w:val=""/>
+      <w:lvlJc w:val="left"/>
+      <w:pPr>
+        <w:ind w:left="6480" w:hanging="360"/>
+      </w:pPr>
+      <w:rPr>
+        <w:rFonts w:ascii="Wingdings" w:hAnsi="Wingdings" w:hint="default"/>
+      </w:rPr>
+    </w:lvl>
+  </w:abstractNum>
+  <w:abstractNum w:abstractNumId="11" w15:restartNumberingAfterBreak="0">
+    <w:nsid w:val="534F3A16"/>
+    <w:multiLevelType w:val="multilevel"/>
+    <w:tmpl w:val="1D521BC8"/>
+    <w:lvl w:ilvl="0">
+      <w:start w:val="1"/>
+      <w:numFmt w:val="bullet"/>
+      <w:lvlText w:val=""/>
+      <w:lvlJc w:val="left"/>
+      <w:pPr>
+        <w:tabs>
+          <w:tab w:val="num" w:pos="720"/>
+        </w:tabs>
+        <w:ind w:left="720" w:hanging="360"/>
+      </w:pPr>
+      <w:rPr>
+        <w:rFonts w:ascii="Symbol" w:hAnsi="Symbol" w:hint="default"/>
+        <w:sz w:val="20"/>
+      </w:rPr>
+    </w:lvl>
+    <w:lvl w:ilvl="1" w:tentative="1">
+      <w:start w:val="1"/>
+      <w:numFmt w:val="bullet"/>
+      <w:lvlText w:val="o"/>
+      <w:lvlJc w:val="left"/>
+      <w:pPr>
+        <w:tabs>
+          <w:tab w:val="num" w:pos="1440"/>
+        </w:tabs>
+        <w:ind w:left="1440" w:hanging="360"/>
+      </w:pPr>
+      <w:rPr>
+        <w:rFonts w:ascii="Courier New" w:hAnsi="Courier New" w:hint="default"/>
+        <w:sz w:val="20"/>
+      </w:rPr>
+    </w:lvl>
+    <w:lvl w:ilvl="2" w:tentative="1">
+      <w:start w:val="1"/>
+      <w:numFmt w:val="bullet"/>
+      <w:lvlText w:val=""/>
+      <w:lvlJc w:val="left"/>
+      <w:pPr>
+        <w:tabs>
+          <w:tab w:val="num" w:pos="2160"/>
+        </w:tabs>
+        <w:ind w:left="2160" w:hanging="360"/>
+      </w:pPr>
+      <w:rPr>
+        <w:rFonts w:ascii="Wingdings" w:hAnsi="Wingdings" w:hint="default"/>
+        <w:sz w:val="20"/>
+      </w:rPr>
+    </w:lvl>
+    <w:lvl w:ilvl="3" w:tentative="1">
+      <w:start w:val="1"/>
+      <w:numFmt w:val="bullet"/>
+      <w:lvlText w:val=""/>
+      <w:lvlJc w:val="left"/>
+      <w:pPr>
+        <w:tabs>
+          <w:tab w:val="num" w:pos="2880"/>
+        </w:tabs>
+        <w:ind w:left="2880" w:hanging="360"/>
+      </w:pPr>
+      <w:rPr>
+        <w:rFonts w:ascii="Wingdings" w:hAnsi="Wingdings" w:hint="default"/>
+        <w:sz w:val="20"/>
+      </w:rPr>
+    </w:lvl>
+    <w:lvl w:ilvl="4" w:tentative="1">
+      <w:start w:val="1"/>
+      <w:numFmt w:val="bullet"/>
+      <w:lvlText w:val=""/>
+      <w:lvlJc w:val="left"/>
+      <w:pPr>
+        <w:tabs>
+          <w:tab w:val="num" w:pos="3600"/>
+        </w:tabs>
+        <w:ind w:left="3600" w:hanging="360"/>
+      </w:pPr>
+      <w:rPr>
+        <w:rFonts w:ascii="Wingdings" w:hAnsi="Wingdings" w:hint="default"/>
+        <w:sz w:val="20"/>
+      </w:rPr>
+    </w:lvl>
+    <w:lvl w:ilvl="5" w:tentative="1">
+      <w:start w:val="1"/>
+      <w:numFmt w:val="bullet"/>
+      <w:lvlText w:val=""/>
+      <w:lvlJc w:val="left"/>
+      <w:pPr>
+        <w:tabs>
+          <w:tab w:val="num" w:pos="4320"/>
+        </w:tabs>
+        <w:ind w:left="4320" w:hanging="360"/>
+      </w:pPr>
+      <w:rPr>
+        <w:rFonts w:ascii="Wingdings" w:hAnsi="Wingdings" w:hint="default"/>
+        <w:sz w:val="20"/>
+      </w:rPr>
+    </w:lvl>
+    <w:lvl w:ilvl="6" w:tentative="1">
+      <w:start w:val="1"/>
+      <w:numFmt w:val="bullet"/>
+      <w:lvlText w:val=""/>
+      <w:lvlJc w:val="left"/>
+      <w:pPr>
+        <w:tabs>
+          <w:tab w:val="num" w:pos="5040"/>
+        </w:tabs>
+        <w:ind w:left="5040" w:hanging="360"/>
+      </w:pPr>
+      <w:rPr>
+        <w:rFonts w:ascii="Wingdings" w:hAnsi="Wingdings" w:hint="default"/>
+        <w:sz w:val="20"/>
+      </w:rPr>
+    </w:lvl>
+    <w:lvl w:ilvl="7" w:tentative="1">
+      <w:start w:val="1"/>
+      <w:numFmt w:val="bullet"/>
+      <w:lvlText w:val=""/>
+      <w:lvlJc w:val="left"/>
+      <w:pPr>
+        <w:tabs>
+          <w:tab w:val="num" w:pos="5760"/>
+        </w:tabs>
+        <w:ind w:left="5760" w:hanging="360"/>
+      </w:pPr>
+      <w:rPr>
+        <w:rFonts w:ascii="Wingdings" w:hAnsi="Wingdings" w:hint="default"/>
+        <w:sz w:val="20"/>
+      </w:rPr>
+    </w:lvl>
+    <w:lvl w:ilvl="8" w:tentative="1">
+      <w:start w:val="1"/>
+      <w:numFmt w:val="bullet"/>
+      <w:lvlText w:val=""/>
+      <w:lvlJc w:val="left"/>
+      <w:pPr>
+        <w:tabs>
+          <w:tab w:val="num" w:pos="6480"/>
+        </w:tabs>
+        <w:ind w:left="6480" w:hanging="360"/>
+      </w:pPr>
+      <w:rPr>
+        <w:rFonts w:ascii="Wingdings" w:hAnsi="Wingdings" w:hint="default"/>
+        <w:sz w:val="20"/>
+      </w:rPr>
+    </w:lvl>
+  </w:abstractNum>
+  <w:abstractNum w:abstractNumId="12" w15:restartNumberingAfterBreak="0">
+    <w:nsid w:val="5A4F5982"/>
+    <w:multiLevelType w:val="multilevel"/>
+    <w:tmpl w:val="1ECA7B98"/>
+    <w:lvl w:ilvl="0">
+      <w:start w:val="1"/>
+      <w:numFmt w:val="bullet"/>
+      <w:lvlText w:val=""/>
+      <w:lvlJc w:val="left"/>
+      <w:pPr>
+        <w:tabs>
+          <w:tab w:val="num" w:pos="720"/>
+        </w:tabs>
+        <w:ind w:left="720" w:hanging="360"/>
+      </w:pPr>
+      <w:rPr>
+        <w:rFonts w:ascii="Symbol" w:hAnsi="Symbol" w:hint="default"/>
+        <w:sz w:val="20"/>
+      </w:rPr>
+    </w:lvl>
+    <w:lvl w:ilvl="1" w:tentative="1">
+      <w:start w:val="1"/>
+      <w:numFmt w:val="bullet"/>
+      <w:lvlText w:val="o"/>
+      <w:lvlJc w:val="left"/>
+      <w:pPr>
+        <w:tabs>
+          <w:tab w:val="num" w:pos="1440"/>
+        </w:tabs>
+        <w:ind w:left="1440" w:hanging="360"/>
+      </w:pPr>
+      <w:rPr>
+        <w:rFonts w:ascii="Courier New" w:hAnsi="Courier New" w:hint="default"/>
+        <w:sz w:val="20"/>
+      </w:rPr>
+    </w:lvl>
+    <w:lvl w:ilvl="2" w:tentative="1">
+      <w:start w:val="1"/>
+      <w:numFmt w:val="bullet"/>
+      <w:lvlText w:val=""/>
+      <w:lvlJc w:val="left"/>
+      <w:pPr>
+        <w:tabs>
+          <w:tab w:val="num" w:pos="2160"/>
+        </w:tabs>
+        <w:ind w:left="2160" w:hanging="360"/>
+      </w:pPr>
+      <w:rPr>
+        <w:rFonts w:ascii="Wingdings" w:hAnsi="Wingdings" w:hint="default"/>
+        <w:sz w:val="20"/>
+      </w:rPr>
+    </w:lvl>
+    <w:lvl w:ilvl="3" w:tentative="1">
+      <w:start w:val="1"/>
+      <w:numFmt w:val="bullet"/>
+      <w:lvlText w:val=""/>
+      <w:lvlJc w:val="left"/>
+      <w:pPr>
+        <w:tabs>
+          <w:tab w:val="num" w:pos="2880"/>
+        </w:tabs>
+        <w:ind w:left="2880" w:hanging="360"/>
+      </w:pPr>
+      <w:rPr>
+        <w:rFonts w:ascii="Wingdings" w:hAnsi="Wingdings" w:hint="default"/>
+        <w:sz w:val="20"/>
+      </w:rPr>
+    </w:lvl>
+    <w:lvl w:ilvl="4" w:tentative="1">
+      <w:start w:val="1"/>
+      <w:numFmt w:val="bullet"/>
+      <w:lvlText w:val=""/>
+      <w:lvlJc w:val="left"/>
+      <w:pPr>
+        <w:tabs>
+          <w:tab w:val="num" w:pos="3600"/>
+        </w:tabs>
+        <w:ind w:left="3600" w:hanging="360"/>
+      </w:pPr>
+      <w:rPr>
+        <w:rFonts w:ascii="Wingdings" w:hAnsi="Wingdings" w:hint="default"/>
+        <w:sz w:val="20"/>
+      </w:rPr>
+    </w:lvl>
+    <w:lvl w:ilvl="5" w:tentative="1">
+      <w:start w:val="1"/>
+      <w:numFmt w:val="bullet"/>
+      <w:lvlText w:val=""/>
+      <w:lvlJc w:val="left"/>
+      <w:pPr>
+        <w:tabs>
+          <w:tab w:val="num" w:pos="4320"/>
+        </w:tabs>
+        <w:ind w:left="4320" w:hanging="360"/>
+      </w:pPr>
+      <w:rPr>
+        <w:rFonts w:ascii="Wingdings" w:hAnsi="Wingdings" w:hint="default"/>
+        <w:sz w:val="20"/>
+      </w:rPr>
+    </w:lvl>
+    <w:lvl w:ilvl="6" w:tentative="1">
+      <w:start w:val="1"/>
+      <w:numFmt w:val="bullet"/>
+      <w:lvlText w:val=""/>
+      <w:lvlJc w:val="left"/>
+      <w:pPr>
+        <w:tabs>
+          <w:tab w:val="num" w:pos="5040"/>
+        </w:tabs>
+        <w:ind w:left="5040" w:hanging="360"/>
+      </w:pPr>
+      <w:rPr>
+        <w:rFonts w:ascii="Wingdings" w:hAnsi="Wingdings" w:hint="default"/>
+        <w:sz w:val="20"/>
+      </w:rPr>
+    </w:lvl>
+    <w:lvl w:ilvl="7" w:tentative="1">
+      <w:start w:val="1"/>
+      <w:numFmt w:val="bullet"/>
+      <w:lvlText w:val=""/>
+      <w:lvlJc w:val="left"/>
+      <w:pPr>
+        <w:tabs>
+          <w:tab w:val="num" w:pos="5760"/>
+        </w:tabs>
+        <w:ind w:left="5760" w:hanging="360"/>
+      </w:pPr>
+      <w:rPr>
+        <w:rFonts w:ascii="Wingdings" w:hAnsi="Wingdings" w:hint="default"/>
+        <w:sz w:val="20"/>
+      </w:rPr>
+    </w:lvl>
+    <w:lvl w:ilvl="8" w:tentative="1">
+      <w:start w:val="1"/>
+      <w:numFmt w:val="bullet"/>
+      <w:lvlText w:val=""/>
+      <w:lvlJc w:val="left"/>
+      <w:pPr>
+        <w:tabs>
+          <w:tab w:val="num" w:pos="6480"/>
+        </w:tabs>
+        <w:ind w:left="6480" w:hanging="360"/>
+      </w:pPr>
+      <w:rPr>
+        <w:rFonts w:ascii="Wingdings" w:hAnsi="Wingdings" w:hint="default"/>
+        <w:sz w:val="20"/>
+      </w:rPr>
+    </w:lvl>
+  </w:abstractNum>
+  <w:abstractNum w:abstractNumId="13" w15:restartNumberingAfterBreak="0">
+    <w:nsid w:val="6E3C48E3"/>
+    <w:multiLevelType w:val="multilevel"/>
+    <w:tmpl w:val="D650715E"/>
+    <w:lvl w:ilvl="0">
+      <w:start w:val="1"/>
+      <w:numFmt w:val="bullet"/>
+      <w:lvlText w:val=""/>
+      <w:lvlJc w:val="left"/>
+      <w:pPr>
+        <w:tabs>
+          <w:tab w:val="num" w:pos="720"/>
+        </w:tabs>
+        <w:ind w:left="720" w:hanging="360"/>
+      </w:pPr>
+      <w:rPr>
+        <w:rFonts w:ascii="Symbol" w:hAnsi="Symbol" w:hint="default"/>
+        <w:sz w:val="20"/>
+      </w:rPr>
+    </w:lvl>
+    <w:lvl w:ilvl="1" w:tentative="1">
+      <w:start w:val="1"/>
+      <w:numFmt w:val="bullet"/>
+      <w:lvlText w:val="o"/>
+      <w:lvlJc w:val="left"/>
+      <w:pPr>
+        <w:tabs>
+          <w:tab w:val="num" w:pos="1440"/>
+        </w:tabs>
+        <w:ind w:left="1440" w:hanging="360"/>
+      </w:pPr>
+      <w:rPr>
+        <w:rFonts w:ascii="Courier New" w:hAnsi="Courier New" w:hint="default"/>
+        <w:sz w:val="20"/>
+      </w:rPr>
+    </w:lvl>
+    <w:lvl w:ilvl="2" w:tentative="1">
+      <w:start w:val="1"/>
+      <w:numFmt w:val="bullet"/>
+      <w:lvlText w:val=""/>
+      <w:lvlJc w:val="left"/>
+      <w:pPr>
+        <w:tabs>
+          <w:tab w:val="num" w:pos="2160"/>
+        </w:tabs>
+        <w:ind w:left="2160" w:hanging="360"/>
+      </w:pPr>
+      <w:rPr>
+        <w:rFonts w:ascii="Wingdings" w:hAnsi="Wingdings" w:hint="default"/>
+        <w:sz w:val="20"/>
+      </w:rPr>
+    </w:lvl>
+    <w:lvl w:ilvl="3" w:tentative="1">
+      <w:start w:val="1"/>
+      <w:numFmt w:val="bullet"/>
+      <w:lvlText w:val=""/>
+      <w:lvlJc w:val="left"/>
+      <w:pPr>
+        <w:tabs>
+          <w:tab w:val="num" w:pos="2880"/>
+        </w:tabs>
+        <w:ind w:left="2880" w:hanging="360"/>
+      </w:pPr>
+      <w:rPr>
+        <w:rFonts w:ascii="Wingdings" w:hAnsi="Wingdings" w:hint="default"/>
+        <w:sz w:val="20"/>
+      </w:rPr>
+    </w:lvl>
+    <w:lvl w:ilvl="4" w:tentative="1">
+      <w:start w:val="1"/>
+      <w:numFmt w:val="bullet"/>
+      <w:lvlText w:val=""/>
+      <w:lvlJc w:val="left"/>
+      <w:pPr>
+        <w:tabs>
+          <w:tab w:val="num" w:pos="3600"/>
+        </w:tabs>
+        <w:ind w:left="3600" w:hanging="360"/>
+      </w:pPr>
+      <w:rPr>
+        <w:rFonts w:ascii="Wingdings" w:hAnsi="Wingdings" w:hint="default"/>
+        <w:sz w:val="20"/>
+      </w:rPr>
+    </w:lvl>
+    <w:lvl w:ilvl="5" w:tentative="1">
+      <w:start w:val="1"/>
+      <w:numFmt w:val="bullet"/>
+      <w:lvlText w:val=""/>
+      <w:lvlJc w:val="left"/>
+      <w:pPr>
+        <w:tabs>
+          <w:tab w:val="num" w:pos="4320"/>
+        </w:tabs>
+        <w:ind w:left="4320" w:hanging="360"/>
+      </w:pPr>
+      <w:rPr>
+        <w:rFonts w:ascii="Wingdings" w:hAnsi="Wingdings" w:hint="default"/>
+        <w:sz w:val="20"/>
+      </w:rPr>
+    </w:lvl>
+    <w:lvl w:ilvl="6" w:tentative="1">
+      <w:start w:val="1"/>
+      <w:numFmt w:val="bullet"/>
+      <w:lvlText w:val=""/>
+      <w:lvlJc w:val="left"/>
+      <w:pPr>
+        <w:tabs>
+          <w:tab w:val="num" w:pos="5040"/>
+        </w:tabs>
+        <w:ind w:left="5040" w:hanging="360"/>
+      </w:pPr>
+      <w:rPr>
+        <w:rFonts w:ascii="Wingdings" w:hAnsi="Wingdings" w:hint="default"/>
+        <w:sz w:val="20"/>
+      </w:rPr>
+    </w:lvl>
+    <w:lvl w:ilvl="7" w:tentative="1">
+      <w:start w:val="1"/>
+      <w:numFmt w:val="bullet"/>
+      <w:lvlText w:val=""/>
+      <w:lvlJc w:val="left"/>
+      <w:pPr>
+        <w:tabs>
+          <w:tab w:val="num" w:pos="5760"/>
+        </w:tabs>
+        <w:ind w:left="5760" w:hanging="360"/>
+      </w:pPr>
+      <w:rPr>
+        <w:rFonts w:ascii="Wingdings" w:hAnsi="Wingdings" w:hint="default"/>
+        <w:sz w:val="20"/>
+      </w:rPr>
+    </w:lvl>
+    <w:lvl w:ilvl="8" w:tentative="1">
+      <w:start w:val="1"/>
+      <w:numFmt w:val="bullet"/>
+      <w:lvlText w:val=""/>
+      <w:lvlJc w:val="left"/>
+      <w:pPr>
+        <w:tabs>
+          <w:tab w:val="num" w:pos="6480"/>
+        </w:tabs>
+        <w:ind w:left="6480" w:hanging="360"/>
+      </w:pPr>
+      <w:rPr>
+        <w:rFonts w:ascii="Wingdings" w:hAnsi="Wingdings" w:hint="default"/>
+        <w:sz w:val="20"/>
+      </w:rPr>
+    </w:lvl>
+  </w:abstractNum>
+  <w:abstractNum w:abstractNumId="14" w15:restartNumberingAfterBreak="0">
+    <w:nsid w:val="791C708C"/>
+    <w:multiLevelType w:val="hybridMultilevel"/>
+    <w:tmpl w:val="CF4C2DE4"/>
+    <w:lvl w:ilvl="0" w:tplc="0C070001">
+      <w:start w:val="1"/>
+      <w:numFmt w:val="bullet"/>
+      <w:lvlText w:val=""/>
+      <w:lvlJc w:val="left"/>
+      <w:pPr>
+        <w:ind w:left="720" w:hanging="360"/>
+      </w:pPr>
+      <w:rPr>
+        <w:rFonts w:ascii="Symbol" w:hAnsi="Symbol" w:hint="default"/>
+      </w:rPr>
+    </w:lvl>
+    <w:lvl w:ilvl="1" w:tplc="0C070003" w:tentative="1">
+      <w:start w:val="1"/>
+      <w:numFmt w:val="bullet"/>
+      <w:lvlText w:val="o"/>
+      <w:lvlJc w:val="left"/>
+      <w:pPr>
+        <w:ind w:left="1440" w:hanging="360"/>
+      </w:pPr>
+      <w:rPr>
+        <w:rFonts w:ascii="Courier New" w:hAnsi="Courier New" w:cs="Courier New" w:hint="default"/>
+      </w:rPr>
+    </w:lvl>
+    <w:lvl w:ilvl="2" w:tplc="0C070005" w:tentative="1">
+      <w:start w:val="1"/>
+      <w:numFmt w:val="bullet"/>
+      <w:lvlText w:val=""/>
+      <w:lvlJc w:val="left"/>
+      <w:pPr>
+        <w:ind w:left="2160" w:hanging="360"/>
+      </w:pPr>
+      <w:rPr>
+        <w:rFonts w:ascii="Wingdings" w:hAnsi="Wingdings" w:hint="default"/>
+      </w:rPr>
+    </w:lvl>
+    <w:lvl w:ilvl="3" w:tplc="0C070001" w:tentative="1">
+      <w:start w:val="1"/>
+      <w:numFmt w:val="bullet"/>
+      <w:lvlText w:val=""/>
+      <w:lvlJc w:val="left"/>
+      <w:pPr>
+        <w:ind w:left="2880" w:hanging="360"/>
+      </w:pPr>
+      <w:rPr>
+        <w:rFonts w:ascii="Symbol" w:hAnsi="Symbol" w:hint="default"/>
+      </w:rPr>
+    </w:lvl>
+    <w:lvl w:ilvl="4" w:tplc="0C070003" w:tentative="1">
+      <w:start w:val="1"/>
+      <w:numFmt w:val="bullet"/>
+      <w:lvlText w:val="o"/>
+      <w:lvlJc w:val="left"/>
+      <w:pPr>
+        <w:ind w:left="3600" w:hanging="360"/>
+      </w:pPr>
+      <w:rPr>
+        <w:rFonts w:ascii="Courier New" w:hAnsi="Courier New" w:cs="Courier New" w:hint="default"/>
+      </w:rPr>
+    </w:lvl>
+    <w:lvl w:ilvl="5" w:tplc="0C070005" w:tentative="1">
+      <w:start w:val="1"/>
+      <w:numFmt w:val="bullet"/>
+      <w:lvlText w:val=""/>
+      <w:lvlJc w:val="left"/>
+      <w:pPr>
+        <w:ind w:left="4320" w:hanging="360"/>
+      </w:pPr>
+      <w:rPr>
+        <w:rFonts w:ascii="Wingdings" w:hAnsi="Wingdings" w:hint="default"/>
+      </w:rPr>
+    </w:lvl>
+    <w:lvl w:ilvl="6" w:tplc="0C070001" w:tentative="1">
+      <w:start w:val="1"/>
+      <w:numFmt w:val="bullet"/>
+      <w:lvlText w:val=""/>
+      <w:lvlJc w:val="left"/>
+      <w:pPr>
+        <w:ind w:left="5040" w:hanging="360"/>
+      </w:pPr>
+      <w:rPr>
+        <w:rFonts w:ascii="Symbol" w:hAnsi="Symbol" w:hint="default"/>
+      </w:rPr>
+    </w:lvl>
+    <w:lvl w:ilvl="7" w:tplc="0C070003" w:tentative="1">
+      <w:start w:val="1"/>
+      <w:numFmt w:val="bullet"/>
+      <w:lvlText w:val="o"/>
+      <w:lvlJc w:val="left"/>
+      <w:pPr>
+        <w:ind w:left="5760" w:hanging="360"/>
+      </w:pPr>
+      <w:rPr>
+        <w:rFonts w:ascii="Courier New" w:hAnsi="Courier New" w:cs="Courier New" w:hint="default"/>
+      </w:rPr>
+    </w:lvl>
+    <w:lvl w:ilvl="8" w:tplc="0C070005" w:tentative="1">
+      <w:start w:val="1"/>
+      <w:numFmt w:val="bullet"/>
+      <w:lvlText w:val=""/>
+      <w:lvlJc w:val="left"/>
+      <w:pPr>
+        <w:ind w:left="6480" w:hanging="360"/>
+      </w:pPr>
+      <w:rPr>
+        <w:rFonts w:ascii="Wingdings" w:hAnsi="Wingdings" w:hint="default"/>
+      </w:rPr>
+    </w:lvl>
+  </w:abstractNum>
+  <w:num w:numId="1" w16cid:durableId="674042655">
+    <w:abstractNumId w:val="5"/>
+  </w:num>
+  <w:num w:numId="2" w16cid:durableId="241719393">
+    <w:abstractNumId w:val="11"/>
+  </w:num>
+  <w:num w:numId="3" w16cid:durableId="1830173616">
+    <w:abstractNumId w:val="12"/>
+  </w:num>
+  <w:num w:numId="4" w16cid:durableId="1461074325">
+    <w:abstractNumId w:val="1"/>
+  </w:num>
+  <w:num w:numId="5" w16cid:durableId="1589386863">
+    <w:abstractNumId w:val="7"/>
+  </w:num>
+  <w:num w:numId="6" w16cid:durableId="1826166211">
+    <w:abstractNumId w:val="8"/>
+  </w:num>
+  <w:num w:numId="7" w16cid:durableId="1161233577">
+    <w:abstractNumId w:val="2"/>
+  </w:num>
+  <w:num w:numId="8" w16cid:durableId="1095783051">
+    <w:abstractNumId w:val="10"/>
+  </w:num>
+  <w:num w:numId="9" w16cid:durableId="1920485327">
+    <w:abstractNumId w:val="0"/>
+  </w:num>
+  <w:num w:numId="10" w16cid:durableId="2101947142">
+    <w:abstractNumId w:val="6"/>
+  </w:num>
+  <w:num w:numId="11" w16cid:durableId="141041064">
+    <w:abstractNumId w:val="14"/>
+  </w:num>
+  <w:num w:numId="12" w16cid:durableId="1795904012">
+    <w:abstractNumId w:val="9"/>
+  </w:num>
+  <w:num w:numId="13" w16cid:durableId="1708599903">
+    <w:abstractNumId w:val="3"/>
+  </w:num>
+  <w:num w:numId="14" w16cid:durableId="1621451494">
+    <w:abstractNumId w:val="4"/>
+  </w:num>
+  <w:num w:numId="15" w16cid:durableId="1229731847">
+    <w:abstractNumId w:val="13"/>
+  </w:num>
+</w:numbering>
 </file>
 
 <file path=word/styles.xml><?xml version="1.0" encoding="utf-8"?>
@@ -631,7 +3201,6 @@
   <w:style w:type="character" w:default="1" w:styleId="Absatz-Standardschriftart">
     <w:name w:val="Default Paragraph Font"/>
     <w:uiPriority w:val="1"/>
-    <w:semiHidden/>
     <w:unhideWhenUsed/>
   </w:style>
   <w:style w:type="table" w:default="1" w:styleId="NormaleTabelle">
